--- a/cx5_report.docx
+++ b/cx5_report.docx
@@ -41,7 +41,7 @@
         <w:pStyle w:val="ListBullet"/>
       </w:pPr>
       <w:r>
-        <w:t>Best remaining, comfort-first: #5 2021 Grand Touring + GT Premium pkg at Kirkland ($25,192 list, $24,992 quoted in writing), then #12 Mazda-CPO 2023 Preferred at Lee Johnson ($26,348) and #13 ventilated-seat 2022 Premium Plus in Olympia ($27,389 list, $31,000 OTD quoted), then the CPO pair: #9 2023 Carbon at Puyallup ($27,699) and #7 2022 Carbon at Lee Johnson ($27,512). #4, the dealer-confirmed Carbon Turbo in Portland at $26,102, is the Oregon fallback (email only). See New candidates below.</w:t>
+        <w:t>Best remaining, comfort-first: #5 2021 Grand Touring + GT Premium pkg at Kirkland ($25,192 list, written itemized quote in hand), then #12 Mazda-CPO 2023 Preferred at Lee Johnson ($26,348) and #13 ventilated-seat 2022 Premium Plus in Olympia ($27,389 list, revised written quote in hand), then the CPO pair: #9 2023 Carbon at Puyallup ($27,699) and #7 2022 Carbon at Lee Johnson ($27,512). #4, the dealer-confirmed Carbon Turbo in Portland at $26,102, is the Oregon fallback (email only). See New candidates below.</w:t>
       </w:r>
     </w:p>
     <w:p>
@@ -49,7 +49,7 @@
         <w:pStyle w:val="ListBullet"/>
       </w:pPr>
       <w:r>
-        <w:t>Cheapest solid vs. stretch: #5 2021 Grand Touring AWD at $28,591 OTD (quoted, $557/mo) vs. #1 2023 2.5 Turbo AWD at $31,823 (est, $620/mo).</w:t>
+        <w:t>Cheapest solid vs. stretch: #5 2021 Grand Touring AWD at $28,713 OTD (est, $559/mo) vs. #1 2023 2.5 Turbo AWD at $31,823 (est, $620/mo).</w:t>
       </w:r>
     </w:p>
     <w:p>
@@ -89,7 +89,7 @@
         <w:pStyle w:val="ListBullet"/>
       </w:pPr>
       <w:r>
-        <w:t>Aug 12, 2026: Rodland (#14) pricing sheet transcribed: $31,957.24 OTD, clean ($0 add-ons, $200 doc; tax + licence lumped).</w:t>
+        <w:t>Aug 12, 2026: Rodland (#14) pricing sheet transcribed: clean sheet, no add-ons; tax and licence lumped in one line, itemization requested.</w:t>
       </w:r>
     </w:p>
     <w:p>
@@ -155,12 +155,12 @@
     </w:p>
     <w:p>
       <w:r>
-        <w:t>$557/mo at $0 down on the written OTD of $28,591 (6.30% · 60 mo).</w:t>
+        <w:t>$559/mo at $0 down on the estimated OTD of $28,713 (6.30% · 60 mo).</w:t>
       </w:r>
     </w:p>
     <w:p>
       <w:r>
-        <w:t>Comfort-per-dollar leader: the GT Premium package (ventilated fronts, heated rears + wheel, HUD) on the non-turbo engine, $3,338 under KBB fair purchase price after 4 cuts and 48 days listed, Carfax clean. The only pick with a clean written sheet: $24,992 selling / $28,591.14 out-the-door, zero add-ons (Aug 11); accept + deposit-hold reply staged.</w:t>
+        <w:t>Comfort-per-dollar leader: the GT Premium package (ventilated fronts, heated rears + wheel, HUD) on the non-turbo 2.5 at the lowest list price of any GT in the set — and the only car with a written itemized quote in hand (zero add-ons, doc at the state cap).</w:t>
       </w:r>
     </w:p>
     <w:p>
@@ -226,7 +226,7 @@
     </w:p>
     <w:p>
       <w:r>
-        <w:t>Runners-up, comfort-first: #12, the Mazda-CPO 2023 Preferred at Lee Johnson ($26,348, in the same written request as #7), and #13, the ventilated-seat 2022 Premium Plus in Olympia ($31,000 OTD quoted, holding at $30,200); #4, the dealer-confirmed Carbon Turbo in Portland ($26,102, quote in preparation), is the Oregon fallback (email only).</w:t>
+        <w:t>Runners-up, comfort-first: #12, the Mazda-CPO 2023 Preferred at Lee Johnson ($26,348, in the same written request as #7), and #13, the ventilated-seat 2022 Premium Plus in Olympia (revised written quote in hand); #4, the dealer-confirmed Carbon Turbo in Portland ($26,102, quote in preparation), is the Oregon fallback (email only).</w:t>
       </w:r>
     </w:p>
     <w:p>
@@ -561,7 +561,7 @@
           </w:tcPr>
           <w:p>
             <w:r>
-              <w:t>quote in preparation (Aug 11, 3:57 PM); Evan's $28,500 OTD counter sent. Oregon: email-only leverage.</w:t>
+              <w:t>quote in preparation (Aug 11, 3:57 PM); our written-number request is with the dealer. Oregon: email-only leverage.</w:t>
             </w:r>
           </w:p>
         </w:tc>
@@ -613,7 +613,7 @@
           </w:tcPr>
           <w:p>
             <w:r>
-              <w:t>$24,992 quoted; listed $25,192</w:t>
+              <w:t>$25,192</w:t>
             </w:r>
           </w:p>
         </w:tc>
@@ -663,7 +663,7 @@
           </w:tcPr>
           <w:p>
             <w:r>
-              <w:t>written quote Aug 11, 4:21 PM: $24,992 selling / $28,591.14 OTD, zero add-ons; accept + deposit-hold reply staged. KBB lists the dealer as “Ford of Kirkland”; same lot.</w:t>
+              <w:t>written itemized quote received Aug 11, 4:21 PM (zero add-ons, doc fee at the state cap); reply prepared. KBB lists the dealer as “Ford of Kirkland”; same lot.</w:t>
             </w:r>
           </w:p>
         </w:tc>
@@ -969,7 +969,7 @@
           </w:tcPr>
           <w:p>
             <w:r>
-              <w:t>written quote received Aug 11 (PDF, figures not yet transcribed; it lists Courtesy Guard + Forever Start add-ons); Evan countered $29,600 OTD. Oregon: email-only.</w:t>
+              <w:t>written quote received Aug 11 as a PDF; it lists Courtesy Guard + Forever Start add-ons and their removal has been requested. Oregon: email-only.</w:t>
             </w:r>
           </w:p>
         </w:tc>
@@ -1327,7 +1327,7 @@
           </w:tcPr>
           <w:p>
             <w:r>
-              <w:t>$27,268.60 quoted; listed $27,389</w:t>
+              <w:t>$27,389</w:t>
             </w:r>
           </w:p>
         </w:tc>
@@ -1377,7 +1377,7 @@
           </w:tcPr>
           <w:p>
             <w:r>
-              <w:t>revised written quote Aug 11, 4:43 PM: $31,000 OTD with the $995 KARR add-on struck (first sheet was $32,229.17); Evan holding at $30,200 OTD.</w:t>
+              <w:t>revised written quote received Aug 11, 4:43 PM with the KARR add-on struck; discussion ongoing.</w:t>
             </w:r>
           </w:p>
         </w:tc>
@@ -1429,7 +1429,7 @@
           </w:tcPr>
           <w:p>
             <w:r>
-              <w:t>$28,287 quoted; listed $28,287 + $200</w:t>
+              <w:t>$28,287 + $200</w:t>
             </w:r>
           </w:p>
         </w:tc>
@@ -1479,7 +1479,7 @@
           </w:tcPr>
           <w:p>
             <w:r>
-              <w:t>written quote Aug 11: $31,957.24 OTD (clean sheet: $28,287 + $200 doc, $0 add-ons, tax + licence lumped at $3,470.24, not itemized); Evan countered $31,100 OTD; next ask is the itemized tax/licence.</w:t>
+              <w:t>written quote received Aug 11 (clean sheet; tax and licence lumped in one line, itemization requested); discussion ongoing.</w:t>
             </w:r>
           </w:p>
         </w:tc>
@@ -1633,7 +1633,7 @@
           </w:tcPr>
           <w:p>
             <w:r>
-              <w:t>$25,400 quoted; listed $25,799</w:t>
+              <w:t>$25,799</w:t>
             </w:r>
           </w:p>
         </w:tc>
@@ -1683,7 +1683,7 @@
           </w:tcPr>
           <w:p>
             <w:r>
-              <w:t>written $28,718.60 OTD ($25,400 selling, $0 doc, no add-ons) valid to Aug 12, 7 PM; Evan's $27,000 + inspection counter was declined.</w:t>
+              <w:t>written offer in hand, valid to Aug 12, 7 PM; Carfax shows a 6/2024 accident. Discussion paused.</w:t>
             </w:r>
           </w:p>
         </w:tc>
@@ -1887,7 +1887,7 @@
           </w:tcPr>
           <w:p>
             <w:r>
-              <w:t>folded into the #8 thread with a $29,400 OTD counter (Aug 11); no separate quote yet. Oregon: email-only.</w:t>
+              <w:t>folded into the #8 thread; no separate quote yet. Oregon: email-only.</w:t>
             </w:r>
           </w:p>
         </w:tc>
@@ -3572,7 +3572,7 @@
           </w:tcPr>
           <w:p>
             <w:r>
-              <w:t>quoted Aug 11</w:t>
+              <w:t>est. 10.80%</w:t>
             </w:r>
           </w:p>
         </w:tc>
@@ -3582,7 +3582,7 @@
           </w:tcPr>
           <w:p>
             <w:r>
-              <w:t>$24,992</w:t>
+              <w:t>$25,192</w:t>
             </w:r>
           </w:p>
         </w:tc>
@@ -3592,7 +3592,7 @@
           </w:tcPr>
           <w:p>
             <w:r>
-              <w:t>$28,591</w:t>
+              <w:t>$28,713</w:t>
             </w:r>
           </w:p>
         </w:tc>
@@ -3602,7 +3602,7 @@
           </w:tcPr>
           <w:p>
             <w:r>
-              <w:t>$557</w:t>
+              <w:t>$559</w:t>
             </w:r>
           </w:p>
         </w:tc>
@@ -3612,7 +3612,7 @@
           </w:tcPr>
           <w:p>
             <w:r>
-              <w:t>$459</w:t>
+              <w:t>$462</w:t>
             </w:r>
           </w:p>
         </w:tc>
@@ -3622,7 +3622,7 @@
           </w:tcPr>
           <w:p>
             <w:r>
-              <w:t>$4,813</w:t>
+              <w:t>$4,834</w:t>
             </w:r>
           </w:p>
         </w:tc>
@@ -3634,7 +3634,7 @@
           </w:tcPr>
           <w:p>
             <w:r>
-              <w:t>#17</w:t>
+              <w:t>#21</w:t>
             </w:r>
           </w:p>
         </w:tc>
@@ -3644,7 +3644,7 @@
           </w:tcPr>
           <w:p>
             <w:r>
-              <w:t>2021 Grand Touring w/ GT Premium pkg · Auto 206</w:t>
+              <w:t>2021 Signature (2.5T) · Cortes Auto Center</w:t>
             </w:r>
           </w:p>
         </w:tc>
@@ -3654,7 +3654,7 @@
           </w:tcPr>
           <w:p>
             <w:r>
-              <w:t>quoted Aug 11</w:t>
+              <w:t>est. 9.10%</w:t>
             </w:r>
           </w:p>
         </w:tc>
@@ -3664,7 +3664,7 @@
           </w:tcPr>
           <w:p>
             <w:r>
-              <w:t>$25,400</w:t>
+              <w:t>$25,999</w:t>
             </w:r>
           </w:p>
         </w:tc>
@@ -3674,7 +3674,7 @@
           </w:tcPr>
           <w:p>
             <w:r>
-              <w:t>$28,719</w:t>
+              <w:t>$29,165</w:t>
             </w:r>
           </w:p>
         </w:tc>
@@ -3684,7 +3684,7 @@
           </w:tcPr>
           <w:p>
             <w:r>
-              <w:t>$559</w:t>
+              <w:t>$568</w:t>
             </w:r>
           </w:p>
         </w:tc>
@@ -3694,7 +3694,7 @@
           </w:tcPr>
           <w:p>
             <w:r>
-              <w:t>$462</w:t>
+              <w:t>$471</w:t>
             </w:r>
           </w:p>
         </w:tc>
@@ -3704,7 +3704,7 @@
           </w:tcPr>
           <w:p>
             <w:r>
-              <w:t>$4,835</w:t>
+              <w:t>$4,910</w:t>
             </w:r>
           </w:p>
         </w:tc>
@@ -3716,7 +3716,7 @@
           </w:tcPr>
           <w:p>
             <w:r>
-              <w:t>#21</w:t>
+              <w:t>#17</w:t>
             </w:r>
           </w:p>
         </w:tc>
@@ -3726,7 +3726,7 @@
           </w:tcPr>
           <w:p>
             <w:r>
-              <w:t>2021 Signature (2.5T) · Cortes Auto Center</w:t>
+              <w:t>2021 Grand Touring w/ GT Premium pkg · Auto 206</w:t>
             </w:r>
           </w:p>
         </w:tc>
@@ -3736,7 +3736,7 @@
           </w:tcPr>
           <w:p>
             <w:r>
-              <w:t>est. 9.10%</w:t>
+              <w:t>est. 10.90%</w:t>
             </w:r>
           </w:p>
         </w:tc>
@@ -3746,7 +3746,7 @@
           </w:tcPr>
           <w:p>
             <w:r>
-              <w:t>$25,999</w:t>
+              <w:t>$25,799</w:t>
             </w:r>
           </w:p>
         </w:tc>
@@ -3756,7 +3756,7 @@
           </w:tcPr>
           <w:p>
             <w:r>
-              <w:t>$29,165</w:t>
+              <w:t>$29,211</w:t>
             </w:r>
           </w:p>
         </w:tc>
@@ -3766,7 +3766,7 @@
           </w:tcPr>
           <w:p>
             <w:r>
-              <w:t>$568</w:t>
+              <w:t>$569</w:t>
             </w:r>
           </w:p>
         </w:tc>
@@ -3786,7 +3786,7 @@
           </w:tcPr>
           <w:p>
             <w:r>
-              <w:t>$4,910</w:t>
+              <w:t>$4,918</w:t>
             </w:r>
           </w:p>
         </w:tc>
@@ -4228,7 +4228,7 @@
           </w:tcPr>
           <w:p>
             <w:r>
-              <w:t>quoted Aug 11</w:t>
+              <w:t>est. 10.20%</w:t>
             </w:r>
           </w:p>
         </w:tc>
@@ -4238,7 +4238,7 @@
           </w:tcPr>
           <w:p>
             <w:r>
-              <w:t>$27,269</w:t>
+              <w:t>$27,389</w:t>
             </w:r>
           </w:p>
         </w:tc>
@@ -4248,7 +4248,7 @@
           </w:tcPr>
           <w:p>
             <w:r>
-              <w:t>$31,000</w:t>
+              <w:t>$30,983</w:t>
             </w:r>
           </w:p>
         </w:tc>
@@ -4258,7 +4258,7 @@
           </w:tcPr>
           <w:p>
             <w:r>
-              <w:t>$604</w:t>
+              <w:t>$603</w:t>
             </w:r>
           </w:p>
         </w:tc>
@@ -4278,7 +4278,7 @@
           </w:tcPr>
           <w:p>
             <w:r>
-              <w:t>$5,219</w:t>
+              <w:t>$5,216</w:t>
             </w:r>
           </w:p>
         </w:tc>
@@ -4638,7 +4638,7 @@
           </w:tcPr>
           <w:p>
             <w:r>
-              <w:t>quoted Aug 11</w:t>
+              <w:t>est. 10.40%</w:t>
             </w:r>
           </w:p>
         </w:tc>
@@ -4658,7 +4658,7 @@
           </w:tcPr>
           <w:p>
             <w:r>
-              <w:t>$31,957</w:t>
+              <w:t>$32,029</w:t>
             </w:r>
           </w:p>
         </w:tc>
@@ -4668,7 +4668,7 @@
           </w:tcPr>
           <w:p>
             <w:r>
-              <w:t>$622</w:t>
+              <w:t>$624</w:t>
             </w:r>
           </w:p>
         </w:tc>
@@ -4678,7 +4678,7 @@
           </w:tcPr>
           <w:p>
             <w:r>
-              <w:t>$525</w:t>
+              <w:t>$526</w:t>
             </w:r>
           </w:p>
         </w:tc>
@@ -4688,7 +4688,7 @@
           </w:tcPr>
           <w:p>
             <w:r>
-              <w:t>$5,380</w:t>
+              <w:t>$5,392</w:t>
             </w:r>
           </w:p>
         </w:tc>
@@ -4809,7 +4809,7 @@
           </w:tcPr>
           <w:p>
             <w:r>
-              <w:t>$24,992</w:t>
+              <w:t>$25,192</w:t>
             </w:r>
           </w:p>
         </w:tc>
@@ -4819,7 +4819,7 @@
           </w:tcPr>
           <w:p>
             <w:r>
-              <w:t>$28,591 (quoted)</w:t>
+              <w:t>$28,713 (est)</w:t>
             </w:r>
           </w:p>
         </w:tc>
@@ -4829,7 +4829,7 @@
           </w:tcPr>
           <w:p>
             <w:r>
-              <w:t>$557</w:t>
+              <w:t>$559</w:t>
             </w:r>
           </w:p>
         </w:tc>
@@ -4839,7 +4839,7 @@
           </w:tcPr>
           <w:p>
             <w:r>
-              <w:t>$459</w:t>
+              <w:t>$462</w:t>
             </w:r>
           </w:p>
         </w:tc>
@@ -4931,7 +4931,7 @@
           </w:tcPr>
           <w:p>
             <w:r>
-              <w:t>+$3,007</w:t>
+              <w:t>+$2,807</w:t>
             </w:r>
           </w:p>
         </w:tc>
@@ -4941,7 +4941,7 @@
           </w:tcPr>
           <w:p>
             <w:r>
-              <w:t>+$3,232</w:t>
+              <w:t>+$3,110</w:t>
             </w:r>
           </w:p>
         </w:tc>
@@ -4951,7 +4951,7 @@
           </w:tcPr>
           <w:p>
             <w:r>
-              <w:t>+$63/mo</w:t>
+              <w:t>+$61/mo</w:t>
             </w:r>
           </w:p>
         </w:tc>
@@ -4961,7 +4961,7 @@
           </w:tcPr>
           <w:p>
             <w:r>
-              <w:t>+$63/mo</w:t>
+              <w:t>+$61/mo</w:t>
             </w:r>
           </w:p>
         </w:tc>
@@ -4970,12 +4970,12 @@
     <w:p/>
     <w:p>
       <w:r>
-        <w:t>Cheapest solid = lowest out-the-door figure (written quote where one exists, else the estimate) among live cars with a verified 1-owner / 0-accident history (or Mazda CPO) at a franchise dealer. Stretch = best-value live 2023 in the Turbo / Premium tiers, ranked by list price against KBB Seattle fair purchase price.</w:t>
+        <w:t>Cheapest solid = lowest estimated out-the-door figure among live cars with a verified 1-owner / 0-accident history (or Mazda CPO) at a franchise dealer. Stretch = best-value live 2023 in the Turbo / Premium tiers, ranked by list price against KBB Seattle fair purchase price.</w:t>
       </w:r>
     </w:p>
     <w:p>
       <w:r>
-        <w:t>Worked example, #5 2021 Grand Touring AWD: $24,992 price → $28,591 out-the-door → $557/mo at $0 down, or $459/mo with $5,000 down (6.30% APR, 60 mo).</w:t>
+        <w:t>Worked example, #5 2021 Grand Touring AWD: $25,192 price → $28,713 out-the-door → $559/mo at $0 down, or $462/mo with $5,000 down (6.30% APR, 60 mo).</w:t>
       </w:r>
     </w:p>
     <w:p>
@@ -5091,466 +5091,6 @@
           <w:p>
             <w:r>
               <w:t>Notes</w:t>
-            </w:r>
-          </w:p>
-        </w:tc>
-      </w:tr>
-      <w:tr>
-        <w:tc>
-          <w:tcPr>
-            <w:tcW w:type="dxa" w:w="960"/>
-          </w:tcPr>
-          <w:p>
-            <w:r>
-              <w:t>#5</w:t>
-            </w:r>
-          </w:p>
-        </w:tc>
-        <w:tc>
-          <w:tcPr>
-            <w:tcW w:type="dxa" w:w="960"/>
-          </w:tcPr>
-          <w:p>
-            <w:r>
-              <w:t>2021 Grand Touring AWD</w:t>
-            </w:r>
-          </w:p>
-        </w:tc>
-        <w:tc>
-          <w:tcPr>
-            <w:tcW w:type="dxa" w:w="960"/>
-          </w:tcPr>
-          <w:p>
-            <w:r>
-              <w:t>Hyundai of Kirkland / Ford of Kirkland</w:t>
-            </w:r>
-          </w:p>
-        </w:tc>
-        <w:tc>
-          <w:tcPr>
-            <w:tcW w:type="dxa" w:w="960"/>
-          </w:tcPr>
-          <w:p>
-            <w:r>
-              <w:t>Aug 11</w:t>
-            </w:r>
-          </w:p>
-        </w:tc>
-        <w:tc>
-          <w:tcPr>
-            <w:tcW w:type="dxa" w:w="960"/>
-          </w:tcPr>
-          <w:p>
-            <w:r>
-              <w:t>$24,992</w:t>
-            </w:r>
-          </w:p>
-        </w:tc>
-        <w:tc>
-          <w:tcPr>
-            <w:tcW w:type="dxa" w:w="960"/>
-          </w:tcPr>
-          <w:p>
-            <w:r>
-              <w:t>$28,591.14</w:t>
-            </w:r>
-          </w:p>
-        </w:tc>
-        <w:tc>
-          <w:tcPr>
-            <w:tcW w:type="dxa" w:w="960"/>
-          </w:tcPr>
-          <w:p>
-            <w:r>
-              <w:t>none</w:t>
-            </w:r>
-          </w:p>
-        </w:tc>
-        <w:tc>
-          <w:tcPr>
-            <w:tcW w:type="dxa" w:w="960"/>
-          </w:tcPr>
-          <w:p>
-            <w:r>
-              <w:t>$27,700</w:t>
-            </w:r>
-          </w:p>
-        </w:tc>
-        <w:tc>
-          <w:tcPr>
-            <w:tcW w:type="dxa" w:w="960"/>
-          </w:tcPr>
-          <w:p>
-            <w:r>
-              <w:t>selling $200 under list; zero add-ons</w:t>
-            </w:r>
-          </w:p>
-        </w:tc>
-      </w:tr>
-      <w:tr>
-        <w:tc>
-          <w:tcPr>
-            <w:tcW w:type="dxa" w:w="960"/>
-          </w:tcPr>
-          <w:p>
-            <w:r>
-              <w:t>#8</w:t>
-            </w:r>
-          </w:p>
-        </w:tc>
-        <w:tc>
-          <w:tcPr>
-            <w:tcW w:type="dxa" w:w="960"/>
-          </w:tcPr>
-          <w:p>
-            <w:r>
-              <w:t>2023 2.5 S Preferred</w:t>
-            </w:r>
-          </w:p>
-        </w:tc>
-        <w:tc>
-          <w:tcPr>
-            <w:tcW w:type="dxa" w:w="960"/>
-          </w:tcPr>
-          <w:p>
-            <w:r>
-              <w:t>Royal Moore Mazda</w:t>
-            </w:r>
-          </w:p>
-        </w:tc>
-        <w:tc>
-          <w:tcPr>
-            <w:tcW w:type="dxa" w:w="960"/>
-          </w:tcPr>
-          <w:p>
-            <w:r>
-              <w:t>Aug 11</w:t>
-            </w:r>
-          </w:p>
-        </w:tc>
-        <w:tc>
-          <w:tcPr>
-            <w:tcW w:type="dxa" w:w="960"/>
-          </w:tcPr>
-          <w:p>
-            <w:r>
-              <w:t>—</w:t>
-            </w:r>
-          </w:p>
-        </w:tc>
-        <w:tc>
-          <w:tcPr>
-            <w:tcW w:type="dxa" w:w="960"/>
-          </w:tcPr>
-          <w:p>
-            <w:r>
-              <w:t>figures pending</w:t>
-            </w:r>
-          </w:p>
-        </w:tc>
-        <w:tc>
-          <w:tcPr>
-            <w:tcW w:type="dxa" w:w="960"/>
-          </w:tcPr>
-          <w:p>
-            <w:r>
-              <w:t>Courtesy Guard, Forever Start</w:t>
-            </w:r>
-          </w:p>
-        </w:tc>
-        <w:tc>
-          <w:tcPr>
-            <w:tcW w:type="dxa" w:w="960"/>
-          </w:tcPr>
-          <w:p>
-            <w:r>
-              <w:t>$29,600</w:t>
-            </w:r>
-          </w:p>
-        </w:tc>
-        <w:tc>
-          <w:tcPr>
-            <w:tcW w:type="dxa" w:w="960"/>
-          </w:tcPr>
-          <w:p>
-            <w:r>
-              <w:t>carries two dealer add-ons to strike</w:t>
-            </w:r>
-          </w:p>
-        </w:tc>
-      </w:tr>
-      <w:tr>
-        <w:tc>
-          <w:tcPr>
-            <w:tcW w:type="dxa" w:w="960"/>
-          </w:tcPr>
-          <w:p>
-            <w:r>
-              <w:t>#13</w:t>
-            </w:r>
-          </w:p>
-        </w:tc>
-        <w:tc>
-          <w:tcPr>
-            <w:tcW w:type="dxa" w:w="960"/>
-          </w:tcPr>
-          <w:p>
-            <w:r>
-              <w:t>2022 2.5 S Premium Plus</w:t>
-            </w:r>
-          </w:p>
-        </w:tc>
-        <w:tc>
-          <w:tcPr>
-            <w:tcW w:type="dxa" w:w="960"/>
-          </w:tcPr>
-          <w:p>
-            <w:r>
-              <w:t>Titus-Will Chevrolet GMC Cadillac</w:t>
-            </w:r>
-          </w:p>
-        </w:tc>
-        <w:tc>
-          <w:tcPr>
-            <w:tcW w:type="dxa" w:w="960"/>
-          </w:tcPr>
-          <w:p>
-            <w:r>
-              <w:t>Aug 11</w:t>
-            </w:r>
-          </w:p>
-        </w:tc>
-        <w:tc>
-          <w:tcPr>
-            <w:tcW w:type="dxa" w:w="960"/>
-          </w:tcPr>
-          <w:p>
-            <w:r>
-              <w:t>$27,268.60</w:t>
-            </w:r>
-          </w:p>
-        </w:tc>
-        <w:tc>
-          <w:tcPr>
-            <w:tcW w:type="dxa" w:w="960"/>
-          </w:tcPr>
-          <w:p>
-            <w:r>
-              <w:t>$31,000</w:t>
-            </w:r>
-          </w:p>
-        </w:tc>
-        <w:tc>
-          <w:tcPr>
-            <w:tcW w:type="dxa" w:w="960"/>
-          </w:tcPr>
-          <w:p>
-            <w:r>
-              <w:t>none</w:t>
-            </w:r>
-          </w:p>
-        </w:tc>
-        <w:tc>
-          <w:tcPr>
-            <w:tcW w:type="dxa" w:w="960"/>
-          </w:tcPr>
-          <w:p>
-            <w:r>
-              <w:t>$30,200</w:t>
-            </w:r>
-          </w:p>
-        </w:tc>
-        <w:tc>
-          <w:tcPr>
-            <w:tcW w:type="dxa" w:w="960"/>
-          </w:tcPr>
-          <w:p>
-            <w:r>
-              <w:t>$995 KARR add-on struck on the revision; $750 government fees to be trued up at actuals</w:t>
-            </w:r>
-          </w:p>
-        </w:tc>
-      </w:tr>
-      <w:tr>
-        <w:tc>
-          <w:tcPr>
-            <w:tcW w:type="dxa" w:w="960"/>
-          </w:tcPr>
-          <w:p>
-            <w:r>
-              <w:t>#14</w:t>
-            </w:r>
-          </w:p>
-        </w:tc>
-        <w:tc>
-          <w:tcPr>
-            <w:tcW w:type="dxa" w:w="960"/>
-          </w:tcPr>
-          <w:p>
-            <w:r>
-              <w:t>2023 2.5 S Premium</w:t>
-            </w:r>
-          </w:p>
-        </w:tc>
-        <w:tc>
-          <w:tcPr>
-            <w:tcW w:type="dxa" w:w="960"/>
-          </w:tcPr>
-          <w:p>
-            <w:r>
-              <w:t>Rodland Toyota of Everett</w:t>
-            </w:r>
-          </w:p>
-        </w:tc>
-        <w:tc>
-          <w:tcPr>
-            <w:tcW w:type="dxa" w:w="960"/>
-          </w:tcPr>
-          <w:p>
-            <w:r>
-              <w:t>Aug 11</w:t>
-            </w:r>
-          </w:p>
-        </w:tc>
-        <w:tc>
-          <w:tcPr>
-            <w:tcW w:type="dxa" w:w="960"/>
-          </w:tcPr>
-          <w:p>
-            <w:r>
-              <w:t>$28,487</w:t>
-            </w:r>
-          </w:p>
-        </w:tc>
-        <w:tc>
-          <w:tcPr>
-            <w:tcW w:type="dxa" w:w="960"/>
-          </w:tcPr>
-          <w:p>
-            <w:r>
-              <w:t>$31,957.24</w:t>
-            </w:r>
-          </w:p>
-        </w:tc>
-        <w:tc>
-          <w:tcPr>
-            <w:tcW w:type="dxa" w:w="960"/>
-          </w:tcPr>
-          <w:p>
-            <w:r>
-              <w:t>none</w:t>
-            </w:r>
-          </w:p>
-        </w:tc>
-        <w:tc>
-          <w:tcPr>
-            <w:tcW w:type="dxa" w:w="960"/>
-          </w:tcPr>
-          <w:p>
-            <w:r>
-              <w:t>$31,100</w:t>
-            </w:r>
-          </w:p>
-        </w:tc>
-        <w:tc>
-          <w:tcPr>
-            <w:tcW w:type="dxa" w:w="960"/>
-          </w:tcPr>
-          <w:p>
-            <w:r>
-              <w:t>tax + licence lumped, consistent with Everett 10.40% plus ~$508 of title/licence; ask for the itemized rate and licence</w:t>
-            </w:r>
-          </w:p>
-        </w:tc>
-      </w:tr>
-      <w:tr>
-        <w:tc>
-          <w:tcPr>
-            <w:tcW w:type="dxa" w:w="960"/>
-          </w:tcPr>
-          <w:p>
-            <w:r>
-              <w:t>#17</w:t>
-            </w:r>
-          </w:p>
-        </w:tc>
-        <w:tc>
-          <w:tcPr>
-            <w:tcW w:type="dxa" w:w="960"/>
-          </w:tcPr>
-          <w:p>
-            <w:r>
-              <w:t>2021 Grand Touring w/ GT Premium pkg</w:t>
-            </w:r>
-          </w:p>
-        </w:tc>
-        <w:tc>
-          <w:tcPr>
-            <w:tcW w:type="dxa" w:w="960"/>
-          </w:tcPr>
-          <w:p>
-            <w:r>
-              <w:t>Auto 206 (independent)</w:t>
-            </w:r>
-          </w:p>
-        </w:tc>
-        <w:tc>
-          <w:tcPr>
-            <w:tcW w:type="dxa" w:w="960"/>
-          </w:tcPr>
-          <w:p>
-            <w:r>
-              <w:t>Aug 11</w:t>
-            </w:r>
-          </w:p>
-        </w:tc>
-        <w:tc>
-          <w:tcPr>
-            <w:tcW w:type="dxa" w:w="960"/>
-          </w:tcPr>
-          <w:p>
-            <w:r>
-              <w:t>$25,400</w:t>
-            </w:r>
-          </w:p>
-        </w:tc>
-        <w:tc>
-          <w:tcPr>
-            <w:tcW w:type="dxa" w:w="960"/>
-          </w:tcPr>
-          <w:p>
-            <w:r>
-              <w:t>$28,718.60</w:t>
-            </w:r>
-          </w:p>
-        </w:tc>
-        <w:tc>
-          <w:tcPr>
-            <w:tcW w:type="dxa" w:w="960"/>
-          </w:tcPr>
-          <w:p>
-            <w:r>
-              <w:t>none</w:t>
-            </w:r>
-          </w:p>
-        </w:tc>
-        <w:tc>
-          <w:tcPr>
-            <w:tcW w:type="dxa" w:w="960"/>
-          </w:tcPr>
-          <w:p>
-            <w:r>
-              <w:t>$27,000</w:t>
-            </w:r>
-          </w:p>
-        </w:tc>
-        <w:tc>
-          <w:tcPr>
-            <w:tcW w:type="dxa" w:w="960"/>
-          </w:tcPr>
-          <w:p>
-            <w:r>
-              <w:t>cleanest fee sheet seen: no doc fee, no add-ons; disqualified by the Carfax accident unless the rule is waived</w:t>
             </w:r>
           </w:p>
         </w:tc>

--- a/cx5_report.docx
+++ b/cx5_report.docx
@@ -98,6 +98,14 @@
       </w:pPr>
       <w:r>
         <w:t>Aug 12, 2026: Site now regenerates every section and download from one board file, so the cost table, compare box, calculator and top picks follow the live set (sold #3 dropped from the picks; quoted OTDs replace estimates where dealers have replied).</w:t>
+      </w:r>
+    </w:p>
+    <w:p>
+      <w:pPr>
+        <w:pStyle w:val="ListBullet"/>
+      </w:pPr>
+      <w:r>
+        <w:t>Aug 12, 2026: 2024 model-year sweep — no verified-clean, non-rental 2024 Preferred/Carbon/Premium under 40k mi lands at or below the finalists’ $28.7–32k est. OTD; three 2024s added to the watchlist (watch only, not numbered board cars).</w:t>
       </w:r>
     </w:p>
     <w:p>
@@ -2011,6 +2019,937 @@
         <w:pStyle w:val="Heading1"/>
       </w:pPr>
       <w:r>
+        <w:t>Watchlist: 13 cars screened, not on the board</w:t>
+      </w:r>
+    </w:p>
+    <w:p>
+      <w:r>
+        <w:t>Not numbered board cars and not in the top picks, cost table or chart; re-priced on each sweep (prices as of Aug 12).</w:t>
+      </w:r>
+    </w:p>
+    <w:p>
+      <w:pPr>
+        <w:pStyle w:val="Heading2"/>
+      </w:pPr>
+      <w:r>
+        <w:t>Screened and parked (10)</w:t>
+      </w:r>
+    </w:p>
+    <w:p>
+      <w:r>
+        <w:t>MY2021–2023 cars that passed the filters but lose to a numbered board car on miles, trim, history or location; re-priced on every sweep in case one moves.</w:t>
+      </w:r>
+    </w:p>
+    <w:tbl>
+      <w:tblPr>
+        <w:tblStyle w:val="LightGrid-Accent1"/>
+        <w:tblW w:type="auto" w:w="0"/>
+        <w:tblLook w:firstColumn="1" w:firstRow="1" w:lastColumn="0" w:lastRow="0" w:noHBand="0" w:noVBand="1" w:val="04A0"/>
+      </w:tblPr>
+      <w:tblGrid>
+        <w:gridCol w:w="1728"/>
+        <w:gridCol w:w="1728"/>
+        <w:gridCol w:w="1728"/>
+        <w:gridCol w:w="1728"/>
+        <w:gridCol w:w="1728"/>
+      </w:tblGrid>
+      <w:tr>
+        <w:tc>
+          <w:tcPr>
+            <w:tcW w:type="dxa" w:w="1728"/>
+          </w:tcPr>
+          <w:p>
+            <w:r>
+              <w:t>Car</w:t>
+            </w:r>
+          </w:p>
+        </w:tc>
+        <w:tc>
+          <w:tcPr>
+            <w:tcW w:type="dxa" w:w="1728"/>
+          </w:tcPr>
+          <w:p>
+            <w:r>
+              <w:t>Dealer</w:t>
+            </w:r>
+          </w:p>
+        </w:tc>
+        <w:tc>
+          <w:tcPr>
+            <w:tcW w:type="dxa" w:w="1728"/>
+          </w:tcPr>
+          <w:p>
+            <w:r>
+              <w:t>Price Aug 12</w:t>
+            </w:r>
+          </w:p>
+        </w:tc>
+        <w:tc>
+          <w:tcPr>
+            <w:tcW w:type="dxa" w:w="1728"/>
+          </w:tcPr>
+          <w:p>
+            <w:r>
+              <w:t>Days</w:t>
+            </w:r>
+          </w:p>
+        </w:tc>
+        <w:tc>
+          <w:tcPr>
+            <w:tcW w:type="dxa" w:w="1728"/>
+          </w:tcPr>
+          <w:p>
+            <w:r>
+              <w:t>Why parked</w:t>
+            </w:r>
+          </w:p>
+        </w:tc>
+      </w:tr>
+      <w:tr>
+        <w:tc>
+          <w:tcPr>
+            <w:tcW w:type="dxa" w:w="1728"/>
+          </w:tcPr>
+          <w:p>
+            <w:r>
+              <w:t>2022 2.5 S Carbon Edition, 47,333 mi, $26,998+$200</w:t>
+            </w:r>
+          </w:p>
+        </w:tc>
+        <w:tc>
+          <w:tcPr>
+            <w:tcW w:type="dxa" w:w="1728"/>
+          </w:tcPr>
+          <w:p>
+            <w:r>
+              <w:t>Doug's Lynnwood Mazda</w:t>
+            </w:r>
+          </w:p>
+        </w:tc>
+        <w:tc>
+          <w:tcPr>
+            <w:tcW w:type="dxa" w:w="1728"/>
+          </w:tcPr>
+          <w:p>
+            <w:r>
+              <w:t>$27,198</w:t>
+            </w:r>
+          </w:p>
+        </w:tc>
+        <w:tc>
+          <w:tcPr>
+            <w:tcW w:type="dxa" w:w="1728"/>
+          </w:tcPr>
+          <w:p>
+            <w:r>
+              <w:t>15</w:t>
+            </w:r>
+          </w:p>
+        </w:tc>
+        <w:tc>
+          <w:tcPr>
+            <w:tcW w:type="dxa" w:w="1728"/>
+          </w:tcPr>
+          <w:p>
+            <w:r>
+              <w:t>Fair Deal rating, 47k mi; #7/#9 beat it on miles and CPO.</w:t>
+            </w:r>
+          </w:p>
+        </w:tc>
+      </w:tr>
+      <w:tr>
+        <w:tc>
+          <w:tcPr>
+            <w:tcW w:type="dxa" w:w="1728"/>
+          </w:tcPr>
+          <w:p>
+            <w:r>
+              <w:t>Mazda CPO 2022 2.5 S Select, 48,468 mi, $24,081+$299</w:t>
+            </w:r>
+          </w:p>
+        </w:tc>
+        <w:tc>
+          <w:tcPr>
+            <w:tcW w:type="dxa" w:w="1728"/>
+          </w:tcPr>
+          <w:p>
+            <w:r>
+              <w:t>West Hills Mazda, Bremerton</w:t>
+            </w:r>
+          </w:p>
+        </w:tc>
+        <w:tc>
+          <w:tcPr>
+            <w:tcW w:type="dxa" w:w="1728"/>
+          </w:tcPr>
+          <w:p>
+            <w:r>
+              <w:t>$24,081</w:t>
+            </w:r>
+          </w:p>
+        </w:tc>
+        <w:tc>
+          <w:tcPr>
+            <w:tcW w:type="dxa" w:w="1728"/>
+          </w:tcPr>
+          <w:p>
+            <w:r/>
+          </w:p>
+        </w:tc>
+        <w:tc>
+          <w:tcPr>
+            <w:tcW w:type="dxa" w:w="1728"/>
+          </w:tcPr>
+          <w:p>
+            <w:r>
+              <w:t>Cheapest Mazda-CPO car found, but Select trim (comfort-low) + 48k mi; budget backup only.</w:t>
+            </w:r>
+          </w:p>
+        </w:tc>
+      </w:tr>
+      <w:tr>
+        <w:tc>
+          <w:tcPr>
+            <w:tcW w:type="dxa" w:w="1728"/>
+          </w:tcPr>
+          <w:p>
+            <w:r>
+              <w:t>2023 2.5 S Carbon Edition, 28,928 mi, $27,060+$200</w:t>
+            </w:r>
+          </w:p>
+        </w:tc>
+        <w:tc>
+          <w:tcPr>
+            <w:tcW w:type="dxa" w:w="1728"/>
+          </w:tcPr>
+          <w:p>
+            <w:r>
+              <w:t>Titus-Will Used Cars - Olympia</w:t>
+            </w:r>
+          </w:p>
+        </w:tc>
+        <w:tc>
+          <w:tcPr>
+            <w:tcW w:type="dxa" w:w="1728"/>
+          </w:tcPr>
+          <w:p>
+            <w:r>
+              <w:t>$27,260</w:t>
+            </w:r>
+          </w:p>
+        </w:tc>
+        <w:tc>
+          <w:tcPr>
+            <w:tcW w:type="dxa" w:w="1728"/>
+          </w:tcPr>
+          <w:p>
+            <w:r>
+              <w:t>28</w:t>
+            </w:r>
+          </w:p>
+        </w:tc>
+        <w:tc>
+          <w:tcPr>
+            <w:tcW w:type="dxa" w:w="1728"/>
+          </w:tcPr>
+          <w:p>
+            <w:r>
+              <w:t>$1.6k of drops already; loses to #9 (CPO, same money).</w:t>
+            </w:r>
+          </w:p>
+        </w:tc>
+      </w:tr>
+      <w:tr>
+        <w:tc>
+          <w:tcPr>
+            <w:tcW w:type="dxa" w:w="1728"/>
+          </w:tcPr>
+          <w:p>
+            <w:r>
+              <w:t>2023 2.5 S Carbon Edition, 23K mi, $28,998</w:t>
+            </w:r>
+          </w:p>
+        </w:tc>
+        <w:tc>
+          <w:tcPr>
+            <w:tcW w:type="dxa" w:w="1728"/>
+          </w:tcPr>
+          <w:p>
+            <w:r>
+              <w:t>Rodland Toyota of Everett</w:t>
+            </w:r>
+          </w:p>
+        </w:tc>
+        <w:tc>
+          <w:tcPr>
+            <w:tcW w:type="dxa" w:w="1728"/>
+          </w:tcPr>
+          <w:p>
+            <w:r>
+              <w:t>$28,998</w:t>
+            </w:r>
+          </w:p>
+        </w:tc>
+        <w:tc>
+          <w:tcPr>
+            <w:tcW w:type="dxa" w:w="1728"/>
+          </w:tcPr>
+          <w:p>
+            <w:r/>
+          </w:p>
+        </w:tc>
+        <w:tc>
+          <w:tcPr>
+            <w:tcW w:type="dxa" w:w="1728"/>
+          </w:tcPr>
+          <w:p>
+            <w:r>
+              <w:t>At the cap before fees; #14 at the same store is the better comfort buy.</w:t>
+            </w:r>
+          </w:p>
+        </w:tc>
+      </w:tr>
+      <w:tr>
+        <w:tc>
+          <w:tcPr>
+            <w:tcW w:type="dxa" w:w="1728"/>
+          </w:tcPr>
+          <w:p>
+            <w:r>
+              <w:t>2.5 S Preferred AWD (year unverified), 33,261 mi, $25,695+$200</w:t>
+            </w:r>
+          </w:p>
+        </w:tc>
+        <w:tc>
+          <w:tcPr>
+            <w:tcW w:type="dxa" w:w="1728"/>
+          </w:tcPr>
+          <w:p>
+            <w:r>
+              <w:t>GoldBoyz Auto Sales, Puyallup (indie)</w:t>
+            </w:r>
+          </w:p>
+        </w:tc>
+        <w:tc>
+          <w:tcPr>
+            <w:tcW w:type="dxa" w:w="1728"/>
+          </w:tcPr>
+          <w:p>
+            <w:r>
+              <w:t>$25,895</w:t>
+            </w:r>
+          </w:p>
+        </w:tc>
+        <w:tc>
+          <w:tcPr>
+            <w:tcW w:type="dxa" w:w="1728"/>
+          </w:tcPr>
+          <w:p>
+            <w:r>
+              <w:t>71</w:t>
+            </w:r>
+          </w:p>
+        </w:tc>
+        <w:tc>
+          <w:tcPr>
+            <w:tcW w:type="dxa" w:w="1728"/>
+          </w:tcPr>
+          <w:p>
+            <w:r>
+              <w:t>Sponsored indie tile, 70 days on market; verify year + history before considering.</w:t>
+            </w:r>
+          </w:p>
+        </w:tc>
+      </w:tr>
+      <w:tr>
+        <w:tc>
+          <w:tcPr>
+            <w:tcW w:type="dxa" w:w="1728"/>
+          </w:tcPr>
+          <w:p>
+            <w:r>
+              <w:t>2022 2.5 S Select, 28,548 mi, $24,995+$200</w:t>
+            </w:r>
+          </w:p>
+        </w:tc>
+        <w:tc>
+          <w:tcPr>
+            <w:tcW w:type="dxa" w:w="1728"/>
+          </w:tcPr>
+          <w:p>
+            <w:r>
+              <w:t>Pacific Coast Auto Center, Burlington (indie)</w:t>
+            </w:r>
+          </w:p>
+        </w:tc>
+        <w:tc>
+          <w:tcPr>
+            <w:tcW w:type="dxa" w:w="1728"/>
+          </w:tcPr>
+          <w:p>
+            <w:r>
+              <w:t>$25,195</w:t>
+            </w:r>
+          </w:p>
+        </w:tc>
+        <w:tc>
+          <w:tcPr>
+            <w:tcW w:type="dxa" w:w="1728"/>
+          </w:tcPr>
+          <w:p>
+            <w:r>
+              <w:t>77</w:t>
+            </w:r>
+          </w:p>
+        </w:tc>
+        <w:tc>
+          <w:tcPr>
+            <w:tcW w:type="dxa" w:w="1728"/>
+          </w:tcPr>
+          <w:p>
+            <w:r>
+              <w:t>Fair Deal, Select trim, 75 days; budget tier only.</w:t>
+            </w:r>
+          </w:p>
+        </w:tc>
+      </w:tr>
+      <w:tr>
+        <w:tc>
+          <w:tcPr>
+            <w:tcW w:type="dxa" w:w="1728"/>
+          </w:tcPr>
+          <w:p>
+            <w:r>
+              <w:t>2021 Touring, 21,391 mi, $27,999-$28,199</w:t>
+            </w:r>
+          </w:p>
+        </w:tc>
+        <w:tc>
+          <w:tcPr>
+            <w:tcW w:type="dxa" w:w="1728"/>
+          </w:tcPr>
+          <w:p>
+            <w:r>
+              <w:t>Mazda of Everett</w:t>
+            </w:r>
+          </w:p>
+        </w:tc>
+        <w:tc>
+          <w:tcPr>
+            <w:tcW w:type="dxa" w:w="1728"/>
+          </w:tcPr>
+          <w:p>
+            <w:r>
+              <w:t>$27,999</w:t>
+            </w:r>
+          </w:p>
+        </w:tc>
+        <w:tc>
+          <w:tcPr>
+            <w:tcW w:type="dxa" w:w="1728"/>
+          </w:tcPr>
+          <w:p>
+            <w:r/>
+          </w:p>
+        </w:tc>
+        <w:tc>
+          <w:tcPr>
+            <w:tcW w:type="dxa" w:w="1728"/>
+          </w:tcPr>
+          <w:p>
+            <w:r>
+              <w:t>Touring = below the comfort bar at a GT price.</w:t>
+            </w:r>
+          </w:p>
+        </w:tc>
+      </w:tr>
+      <w:tr>
+        <w:tc>
+          <w:tcPr>
+            <w:tcW w:type="dxa" w:w="1728"/>
+          </w:tcPr>
+          <w:p>
+            <w:r>
+              <w:t>2021 Carbon Edition Turbo, 39,412 mi, $27,722</w:t>
+            </w:r>
+          </w:p>
+        </w:tc>
+        <w:tc>
+          <w:tcPr>
+            <w:tcW w:type="dxa" w:w="1728"/>
+          </w:tcPr>
+          <w:p>
+            <w:r>
+              <w:t>Tonkin Gresham Honda (OR)</w:t>
+            </w:r>
+          </w:p>
+        </w:tc>
+        <w:tc>
+          <w:tcPr>
+            <w:tcW w:type="dxa" w:w="1728"/>
+          </w:tcPr>
+          <w:p>
+            <w:r>
+              <w:t>$27,722</w:t>
+            </w:r>
+          </w:p>
+        </w:tc>
+        <w:tc>
+          <w:tcPr>
+            <w:tcW w:type="dxa" w:w="1728"/>
+          </w:tcPr>
+          <w:p>
+            <w:r/>
+          </w:p>
+        </w:tc>
+        <w:tc>
+          <w:tcPr>
+            <w:tcW w:type="dxa" w:w="1728"/>
+          </w:tcPr>
+          <w:p>
+            <w:r>
+              <w:t>#4 is the same formula $1.6k cheaper.</w:t>
+            </w:r>
+          </w:p>
+        </w:tc>
+      </w:tr>
+      <w:tr>
+        <w:tc>
+          <w:tcPr>
+            <w:tcW w:type="dxa" w:w="1728"/>
+          </w:tcPr>
+          <w:p>
+            <w:r>
+              <w:t>2023 2.5 S Carbon Edition, 32,594 mi, $27,400</w:t>
+            </w:r>
+          </w:p>
+        </w:tc>
+        <w:tc>
+          <w:tcPr>
+            <w:tcW w:type="dxa" w:w="1728"/>
+          </w:tcPr>
+          <w:p>
+            <w:r>
+              <w:t>Lexus of Portland (OR)</w:t>
+            </w:r>
+          </w:p>
+        </w:tc>
+        <w:tc>
+          <w:tcPr>
+            <w:tcW w:type="dxa" w:w="1728"/>
+          </w:tcPr>
+          <w:p>
+            <w:r>
+              <w:t>—</w:t>
+            </w:r>
+          </w:p>
+        </w:tc>
+        <w:tc>
+          <w:tcPr>
+            <w:tcW w:type="dxa" w:w="1728"/>
+          </w:tcPr>
+          <w:p>
+            <w:r/>
+          </w:p>
+        </w:tc>
+        <w:tc>
+          <w:tcPr>
+            <w:tcW w:type="dxa" w:w="1728"/>
+          </w:tcPr>
+          <w:p>
+            <w:r>
+              <w:t>OR, loses to #9 (WA + CPO) at the same money.</w:t>
+            </w:r>
+          </w:p>
+        </w:tc>
+      </w:tr>
+      <w:tr>
+        <w:tc>
+          <w:tcPr>
+            <w:tcW w:type="dxa" w:w="1728"/>
+          </w:tcPr>
+          <w:p>
+            <w:r>
+              <w:t>2023 2.5 S Select, 13,555 mi, $25,950</w:t>
+            </w:r>
+          </w:p>
+        </w:tc>
+        <w:tc>
+          <w:tcPr>
+            <w:tcW w:type="dxa" w:w="1728"/>
+          </w:tcPr>
+          <w:p>
+            <w:r>
+              <w:t>Lexus of Portland (OR)</w:t>
+            </w:r>
+          </w:p>
+        </w:tc>
+        <w:tc>
+          <w:tcPr>
+            <w:tcW w:type="dxa" w:w="1728"/>
+          </w:tcPr>
+          <w:p>
+            <w:r>
+              <w:t>$25,950</w:t>
+            </w:r>
+          </w:p>
+        </w:tc>
+        <w:tc>
+          <w:tcPr>
+            <w:tcW w:type="dxa" w:w="1728"/>
+          </w:tcPr>
+          <w:p>
+            <w:r/>
+          </w:p>
+        </w:tc>
+        <w:tc>
+          <w:tcPr>
+            <w:tcW w:type="dxa" w:w="1728"/>
+          </w:tcPr>
+          <w:p>
+            <w:r>
+              <w:t>Lowest-mile car found, but Select trim + OR.</w:t>
+            </w:r>
+          </w:p>
+        </w:tc>
+      </w:tr>
+    </w:tbl>
+    <w:p/>
+    <w:p>
+      <w:pPr>
+        <w:pStyle w:val="Heading2"/>
+      </w:pPr>
+      <w:r>
+        <w:t>2024 model year: watch only (checked Aug 12) (3)</w:t>
+      </w:r>
+    </w:p>
+    <w:p>
+      <w:r>
+        <w:t>A separate Aug 12 read-only sweep of used 2024 CX-5s (263 VINs; 40 at WA/OR dealers) found no verified-clean, non-rental Preferred / Carbon / Premium under 40k mi that lands at or below the finalists’ est. out-the-door range, so 2024s stay off the numbered board. These three are the ones worth watching; est. OTD = price × (1 + dealer-city rate) + $200 doc + $600 licence, monthly at 6.30% / 60 mo. About 11% of 2024s with a disclosed history are ex-rental or fleet, concentrated in Select / Carbon Edition under $26.5k, so any cheap 2024 needs the Carfax owner-type line first.</w:t>
+      </w:r>
+    </w:p>
+    <w:tbl>
+      <w:tblPr>
+        <w:tblStyle w:val="LightGrid-Accent1"/>
+        <w:tblW w:type="auto" w:w="0"/>
+        <w:tblLook w:firstColumn="1" w:firstRow="1" w:lastColumn="0" w:lastRow="0" w:noHBand="0" w:noVBand="1" w:val="04A0"/>
+      </w:tblPr>
+      <w:tblGrid>
+        <w:gridCol w:w="1234"/>
+        <w:gridCol w:w="1234"/>
+        <w:gridCol w:w="1234"/>
+        <w:gridCol w:w="1234"/>
+        <w:gridCol w:w="1234"/>
+        <w:gridCol w:w="1234"/>
+        <w:gridCol w:w="1234"/>
+      </w:tblGrid>
+      <w:tr>
+        <w:tc>
+          <w:tcPr>
+            <w:tcW w:type="dxa" w:w="1234"/>
+          </w:tcPr>
+          <w:p>
+            <w:r>
+              <w:t>Car · VIN</w:t>
+            </w:r>
+          </w:p>
+        </w:tc>
+        <w:tc>
+          <w:tcPr>
+            <w:tcW w:type="dxa" w:w="1234"/>
+          </w:tcPr>
+          <w:p>
+            <w:r>
+              <w:t>Seller</w:t>
+            </w:r>
+          </w:p>
+        </w:tc>
+        <w:tc>
+          <w:tcPr>
+            <w:tcW w:type="dxa" w:w="1234"/>
+          </w:tcPr>
+          <w:p>
+            <w:r>
+              <w:t>Miles</w:t>
+            </w:r>
+          </w:p>
+        </w:tc>
+        <w:tc>
+          <w:tcPr>
+            <w:tcW w:type="dxa" w:w="1234"/>
+          </w:tcPr>
+          <w:p>
+            <w:r>
+              <w:t>Price</w:t>
+            </w:r>
+          </w:p>
+        </w:tc>
+        <w:tc>
+          <w:tcPr>
+            <w:tcW w:type="dxa" w:w="1234"/>
+          </w:tcPr>
+          <w:p>
+            <w:r>
+              <w:t>Est. OTD · /mo</w:t>
+            </w:r>
+          </w:p>
+        </w:tc>
+        <w:tc>
+          <w:tcPr>
+            <w:tcW w:type="dxa" w:w="1234"/>
+          </w:tcPr>
+          <w:p>
+            <w:r>
+              <w:t>History</w:t>
+            </w:r>
+          </w:p>
+        </w:tc>
+        <w:tc>
+          <w:tcPr>
+            <w:tcW w:type="dxa" w:w="1234"/>
+          </w:tcPr>
+          <w:p>
+            <w:r>
+              <w:t>Why watch-only</w:t>
+            </w:r>
+          </w:p>
+        </w:tc>
+      </w:tr>
+      <w:tr>
+        <w:tc>
+          <w:tcPr>
+            <w:tcW w:type="dxa" w:w="1234"/>
+          </w:tcPr>
+          <w:p>
+            <w:r>
+              <w:t>2024 2.5 S Premium</w:t>
+              <w:br/>
+              <w:t>VIN JM3KFBDM7R0396688</w:t>
+            </w:r>
+          </w:p>
+        </w:tc>
+        <w:tc>
+          <w:tcPr>
+            <w:tcW w:type="dxa" w:w="1234"/>
+          </w:tcPr>
+          <w:p>
+            <w:r>
+              <w:t>Seattle Finest Motors · Lynnwood, WA (independent)</w:t>
+            </w:r>
+          </w:p>
+        </w:tc>
+        <w:tc>
+          <w:tcPr>
+            <w:tcW w:type="dxa" w:w="1234"/>
+          </w:tcPr>
+          <w:p>
+            <w:r>
+              <w:t>18,281</w:t>
+            </w:r>
+          </w:p>
+        </w:tc>
+        <w:tc>
+          <w:tcPr>
+            <w:tcW w:type="dxa" w:w="1234"/>
+          </w:tcPr>
+          <w:p>
+            <w:r>
+              <w:t>$28,779</w:t>
+            </w:r>
+          </w:p>
+        </w:tc>
+        <w:tc>
+          <w:tcPr>
+            <w:tcW w:type="dxa" w:w="1234"/>
+          </w:tcPr>
+          <w:p>
+            <w:r>
+              <w:t>$32,802 · $639/mo</w:t>
+            </w:r>
+          </w:p>
+        </w:tc>
+        <w:tc>
+          <w:tcPr>
+            <w:tcW w:type="dxa" w:w="1234"/>
+          </w:tcPr>
+          <w:p>
+            <w:r>
+              <w:t>1-owner / 0 acc / rental: no (CG flags false)</w:t>
+            </w:r>
+          </w:p>
+        </w:tc>
+        <w:tc>
+          <w:tcPr>
+            <w:tcW w:type="dxa" w:w="1234"/>
+          </w:tcPr>
+          <w:p>
+            <w:r>
+              <w:t>Cheapest verified-clean 2024 Premium (1-owner, 0 accidents, CarGurus fleet/rental flags false, 64 photos); est. OTD lands roughly $800 over #14, Rodland’s 2023 Premium with the same miles, and above every finalist. Independent lot and an early build (VIN R039…), so ask for the in-service date before valuing the extra warranty year. Flags: independent dealer; early build: B2B may end late 2026 / early 2027.</w:t>
+              <w:br/>
+              <w:t>https://www.cargurus.com/Cars/listing/455108730</w:t>
+            </w:r>
+          </w:p>
+        </w:tc>
+      </w:tr>
+      <w:tr>
+        <w:tc>
+          <w:tcPr>
+            <w:tcW w:type="dxa" w:w="1234"/>
+          </w:tcPr>
+          <w:p>
+            <w:r>
+              <w:t>2024 2.5 S Carbon Edition</w:t>
+              <w:br/>
+              <w:t>VIN JM3KFBCL9R0527404</w:t>
+            </w:r>
+          </w:p>
+        </w:tc>
+        <w:tc>
+          <w:tcPr>
+            <w:tcW w:type="dxa" w:w="1234"/>
+          </w:tcPr>
+          <w:p>
+            <w:r>
+              <w:t>Volkswagen of McMinnville · McMinnville, OR</w:t>
+            </w:r>
+          </w:p>
+        </w:tc>
+        <w:tc>
+          <w:tcPr>
+            <w:tcW w:type="dxa" w:w="1234"/>
+          </w:tcPr>
+          <w:p>
+            <w:r>
+              <w:t>35,542</w:t>
+            </w:r>
+          </w:p>
+        </w:tc>
+        <w:tc>
+          <w:tcPr>
+            <w:tcW w:type="dxa" w:w="1234"/>
+          </w:tcPr>
+          <w:p>
+            <w:r>
+              <w:t>$25,814</w:t>
+            </w:r>
+          </w:p>
+        </w:tc>
+        <w:tc>
+          <w:tcPr>
+            <w:tcW w:type="dxa" w:w="1234"/>
+          </w:tcPr>
+          <w:p>
+            <w:r>
+              <w:t>$29,466 · $574/mo</w:t>
+            </w:r>
+          </w:p>
+        </w:tc>
+        <w:tc>
+          <w:tcPr>
+            <w:tcW w:type="dxa" w:w="1234"/>
+          </w:tcPr>
+          <w:p>
+            <w:r>
+              <w:t>1-owner / 0 acc / rental: unknown</w:t>
+            </w:r>
+          </w:p>
+        </w:tc>
+        <w:tc>
+          <w:tcPr>
+            <w:tcW w:type="dxa" w:w="1234"/>
+          </w:tcPr>
+          <w:p>
+            <w:r>
+              <w:t>Clean on KBB (1-owner, no accidents, +$196 vs FPP) and the only sub-$30k-OTD 2024 above Select with under 40k mi in the region, but 1-owner + 35.5k mi + Carbon Edition on a VW lot fits the ex-rental profile: needs the Carfax owner-type line before anything else. Oregon dealer = email only; 11.05% WA use tax at registration. Flags: likely-rental profile: verify Carfax owner type; no CarGurus VDP: photo count and fleet flag unknown; Oregon dealer (email only).</w:t>
+              <w:br/>
+              <w:t>https://www.kbb.com/cars-for-sale/vehicle/785745356</w:t>
+            </w:r>
+          </w:p>
+        </w:tc>
+      </w:tr>
+      <w:tr>
+        <w:tc>
+          <w:tcPr>
+            <w:tcW w:type="dxa" w:w="1234"/>
+          </w:tcPr>
+          <w:p>
+            <w:r>
+              <w:t>2024 2.5 Carbon Turbo (listed as 2.5 S Carbon Edition)</w:t>
+              <w:br/>
+              <w:t>VIN JM3KFBAY0R0350370</w:t>
+            </w:r>
+          </w:p>
+        </w:tc>
+        <w:tc>
+          <w:tcPr>
+            <w:tcW w:type="dxa" w:w="1234"/>
+          </w:tcPr>
+          <w:p>
+            <w:r>
+              <w:t>McCurley Chevrolet · Pasco, WA</w:t>
+            </w:r>
+          </w:p>
+        </w:tc>
+        <w:tc>
+          <w:tcPr>
+            <w:tcW w:type="dxa" w:w="1234"/>
+          </w:tcPr>
+          <w:p>
+            <w:r>
+              <w:t>18,446</w:t>
+            </w:r>
+          </w:p>
+        </w:tc>
+        <w:tc>
+          <w:tcPr>
+            <w:tcW w:type="dxa" w:w="1234"/>
+          </w:tcPr>
+          <w:p>
+            <w:r>
+              <w:t>$29,500</w:t>
+            </w:r>
+          </w:p>
+        </w:tc>
+        <w:tc>
+          <w:tcPr>
+            <w:tcW w:type="dxa" w:w="1234"/>
+          </w:tcPr>
+          <w:p>
+            <w:r>
+              <w:t>$33,560 · $654/mo</w:t>
+            </w:r>
+          </w:p>
+        </w:tc>
+        <w:tc>
+          <w:tcPr>
+            <w:tcW w:type="dxa" w:w="1234"/>
+          </w:tcPr>
+          <w:p>
+            <w:r>
+              <w:t>1-owner / 0 acc / rental: unknown / dealer-certified (not Mazda CPO)</w:t>
+            </w:r>
+          </w:p>
+        </w:tc>
+        <w:tc>
+          <w:tcPr>
+            <w:tcW w:type="dxa" w:w="1234"/>
+          </w:tcPr>
+          <w:p>
+            <w:r>
+              <w:t>VIN decodes as the Carbon Turbo although the listing says Carbon Edition; ~$3.9k under KBB FPP ($33,430), 1-owner / 0 accidents, GM-dealer “certified” (not Mazda CPO), 5 days listed. Stretch outlier: est. OTD $33,560 at the default rate is over the $32k ceiling and the car is ~215 road-miles away. Flags: stretch: over the $29.5k list cap / $32k OTD ceiling; listed trim mislabelled (VIN BAY = Carbon Turbo); no CarGurus VDP: photo count and fleet flag unknown; ~215 mi from Seattle.</w:t>
+              <w:br/>
+              <w:t>https://www.kbb.com/cars-for-sale/vehicle/787560771</w:t>
+            </w:r>
+          </w:p>
+        </w:tc>
+      </w:tr>
+    </w:tbl>
+    <w:p/>
+    <w:p>
+      <w:pPr>
+        <w:pStyle w:val="Heading1"/>
+      </w:pPr>
+      <w:r>
         <w:t>Which trim is the best buy</w:t>
       </w:r>
     </w:p>
@@ -6108,6 +7047,14 @@
       </w:pPr>
       <w:r>
         <w:t>Aug 12, 2026: read-only datacenter sweep. Read-only datacenter sweep: AutoTempest results page, CarGurus VDP JSON for every CG id (board + feed), KBB SRP __NEXT_DATA__ (2 pages) + KBB VDPs for board/Autotrader ids, CarMax /cars/api/search/run, Craigslist SRP, one dealer VDP GET (#4). No forms, no availability clicks. Dealer comms logged in the repo take precedence over listing state.</w:t>
+      </w:r>
+    </w:p>
+    <w:p>
+      <w:pPr>
+        <w:pStyle w:val="ListBullet"/>
+      </w:pPr>
+      <w:r>
+        <w:t>Aug 12, 2026: 2024 model-year sweep (read-only, watchlist only). AutoTempest results page (Cars.com, AutoByTel, CarGurus, TrueCar, CarSoup, Carvana cards), CarGurus VDP JSON for all 112 CG ids, KBB SRP __NEXT_DATA__ + KBB pricing page (8 trims), CarMax /cars/api/search/run (nationwide, shippable to 98101), Craigslist Seattle + Portland, NHTSA recalls/complaints. Page loads and JSON GETs only; no forms, contact clicks or accounts.</w:t>
       </w:r>
     </w:p>
     <w:p>

--- a/cx5_report.docx
+++ b/cx5_report.docx
@@ -33,7 +33,7 @@
         <w:pStyle w:val="ListBullet"/>
       </w:pPr>
       <w:r>
-        <w:t>Update Aug 12: Fresh read-only sweep (AutoTempest, CarGurus, KBB, CarMax, Carvana, Craigslist: 386 raw / 223 VINs). Every live board car re-verified with no listed-price change; #12 (Cars.com-only) could not be re-checked from the sweep environment.</w:t>
+        <w:t>Update Aug 12: Lee Johnson (#7, #12): both inquiry emails bounced back undelivered (dealer mail server unreachable); a new contact path is being arranged.</w:t>
       </w:r>
     </w:p>
     <w:p>
@@ -66,6 +66,14 @@
       </w:pPr>
       <w:r>
         <w:t>What changed</w:t>
+      </w:r>
+    </w:p>
+    <w:p>
+      <w:pPr>
+        <w:pStyle w:val="ListBullet"/>
+      </w:pPr>
+      <w:r>
+        <w:t>Aug 12, 2026: Lee Johnson (#7, #12): both inquiry emails bounced back undelivered (dealer mail server unreachable); a new contact path is being arranged.</w:t>
       </w:r>
     </w:p>
     <w:p>
@@ -875,7 +883,7 @@
           </w:tcPr>
           <w:p>
             <w:r>
-              <w:t>two-car OTD request (#7 + #12) emailed Aug 11, 3:50 PM; no reply yet.</w:t>
+              <w:t>two-car OTD request emailed Aug 11 — both emails to the dealer's listed sales address bounced back Aug 12 (server unreachable after 24h of retries) — the request never arrived; a new contact path is being arranged.</w:t>
             </w:r>
           </w:p>
         </w:tc>
@@ -1283,7 +1291,7 @@
           </w:tcPr>
           <w:p>
             <w:r>
-              <w:t>in the Lee Johnson two-car OTD request emailed Aug 11, 3:50 PM; no reply yet.</w:t>
+              <w:t>in the Lee Johnson two-car OTD request (Aug 11) — both emails to the dealer's listed sales address bounced back Aug 12 (server unreachable after 24h of retries) — the request never arrived; a new contact path is being arranged.</w:t>
             </w:r>
           </w:p>
         </w:tc>

--- a/cx5_report.docx
+++ b/cx5_report.docx
@@ -17,7 +17,7 @@
     </w:p>
     <w:p>
       <w:r>
-        <w:t>Published Aug 7, 2026 · refreshed Aug 12, 2026: 16 cars in play, 5 sold, 5 written quotes in hand. This document, the web page, the status board and the Excel workbook are generated together from one board file; listings change daily, so verify before contacting.</w:t>
+        <w:t>Published Aug 7, 2026 · refreshed Aug 12, 2026: 16 cars in play, 5 sold, 7 written quotes in hand. This document, the web page, the status board and the Excel workbook are generated together from one board file; listings change daily, so verify before contacting.</w:t>
       </w:r>
     </w:p>
     <w:p>
@@ -33,7 +33,7 @@
         <w:pStyle w:val="ListBullet"/>
       </w:pPr>
       <w:r>
-        <w:t>Update Aug 12: Lee Johnson (#7, #12): both inquiry emails bounced back undelivered (dealer mail server unreachable); a new contact path is being arranged.</w:t>
+        <w:t>Update Aug 12: Puyallup Mazda (#1, #6): written itemized quotes surfaced (sheets dated Aug 11 had landed in spam); zero add-ons on both. #9's breakdown requested.</w:t>
       </w:r>
     </w:p>
     <w:p>
@@ -66,6 +66,14 @@
       </w:pPr>
       <w:r>
         <w:t>What changed</w:t>
+      </w:r>
+    </w:p>
+    <w:p>
+      <w:pPr>
+        <w:pStyle w:val="ListBullet"/>
+      </w:pPr>
+      <w:r>
+        <w:t>Aug 12, 2026: Puyallup Mazda (#1, #6): written itemized quotes surfaced (sheets dated Aug 11 had landed in spam); zero add-ons on both. #9's breakdown requested.</w:t>
       </w:r>
     </w:p>
     <w:p>
@@ -475,7 +483,7 @@
           </w:tcPr>
           <w:p>
             <w:r>
-              <w:t>awaiting written OTD; form lead Aug 11 plus a phone promise, nothing received.</w:t>
+              <w:t>written itemized quote in hand (sheet dated Aug 11, surfaced Aug 12 after a phone call; the sender's group domain had gone to spam); zero add-ons.</w:t>
             </w:r>
           </w:p>
         </w:tc>
@@ -781,7 +789,7 @@
           </w:tcPr>
           <w:p>
             <w:r>
-              <w:t>awaiting written OTD; same Puyallup lead as #1 (Aug 11), phone promise only.</w:t>
+              <w:t>written itemized quote in hand (sheet dated Aug 11, surfaced Aug 12); zero add-ons.</w:t>
             </w:r>
           </w:p>
         </w:tc>

--- a/cx5_report.docx
+++ b/cx5_report.docx
@@ -1401,7 +1401,7 @@
           </w:tcPr>
           <w:p>
             <w:r>
-              <w:t>revised written quote received Aug 11, 4:43 PM with the KARR add-on struck; discussion ongoing.</w:t>
+              <w:t>dealer asking to schedule a Saturday time (Aug 12 evening); paperwork requested first.</w:t>
             </w:r>
           </w:p>
         </w:tc>

--- a/cx5_report.docx
+++ b/cx5_report.docx
@@ -1503,7 +1503,7 @@
           </w:tcPr>
           <w:p>
             <w:r>
-              <w:t>written quote received Aug 11 (clean sheet; tax and licence lumped in one line, itemization requested); discussion ongoing.</w:t>
+              <w:t>dealer declined to negotiate by email (Aug 12 evening); no visit planned.</w:t>
             </w:r>
           </w:p>
         </w:tc>

--- a/cx5_report.docx
+++ b/cx5_report.docx
@@ -17,7 +17,7 @@
     </w:p>
     <w:p>
       <w:r>
-        <w:t>Published Aug 7, 2026 · refreshed Aug 12, 2026: 16 cars in play, 5 sold, 7 written quotes in hand. This document, the web page, the status board and the Excel workbook are generated together from one board file; listings change daily, so verify before contacting.</w:t>
+        <w:t>Published Aug 7, 2026 · refreshed Aug 13, 2026: 16 cars in play, 5 sold, 7 written quotes in hand. This document, the web page, the status board and the Excel workbook are generated together from one board file; listings change daily, so verify before contacting.</w:t>
       </w:r>
     </w:p>
     <w:p>
@@ -33,7 +33,7 @@
         <w:pStyle w:val="ListBullet"/>
       </w:pPr>
       <w:r>
-        <w:t>Update Aug 12: Puyallup Mazda (#1, #6): written itemized quotes surfaced (sheets dated Aug 11 had landed in spam); zero add-ons on both. #9's breakdown requested.</w:t>
+        <w:t>Update Aug 13: Hyundai of Kirkland: updated written proposal received midday; license-at-actuals refund and two keys confirmed in writing; window sticker check in progress.</w:t>
       </w:r>
     </w:p>
     <w:p>
@@ -66,6 +66,14 @@
       </w:pPr>
       <w:r>
         <w:t>What changed</w:t>
+      </w:r>
+    </w:p>
+    <w:p>
+      <w:pPr>
+        <w:pStyle w:val="ListBullet"/>
+      </w:pPr>
+      <w:r>
+        <w:t>Aug 13, 2026: Hyundai of Kirkland: updated written proposal received midday; license-at-actuals refund and two keys confirmed in writing; window sticker check in progress.</w:t>
       </w:r>
     </w:p>
     <w:p>
@@ -161,7 +169,7 @@
         <w:pStyle w:val="Heading1"/>
       </w:pPr>
       <w:r>
-        <w:t>Top 3 right now (Aug 12)</w:t>
+        <w:t>Top 3 right now (Aug 13)</w:t>
       </w:r>
     </w:p>
     <w:p>
@@ -212,7 +220,7 @@
     </w:p>
     <w:p>
       <w:r>
-        <w:t>Biggest FPP gap in the entire dataset ($2,781 under), 1-owner, 89 days on lot → strongest negotiating leverage. Dealer's own site shows $27,999; still no written OTD as of Aug 12 (form lead + phone promise Aug 11).</w:t>
+        <w:t>Biggest FPP gap in the entire dataset ($2,781 under), 1-owner, 89 days on lot → strongest negotiating leverage. Dealer's own site shows $27,999; still no written OTD as of Aug 13 (form lead + phone promise Aug 11).</w:t>
       </w:r>
     </w:p>
     <w:p>
@@ -687,7 +695,7 @@
           </w:tcPr>
           <w:p>
             <w:r>
-              <w:t>written itemized quote received Aug 11, 4:21 PM (zero add-ons, doc fee at the state cap); reply prepared. KBB lists the dealer as “Ford of Kirkland”; same lot.</w:t>
+              <w:t>updated written proposal received Thu Aug 13 midday; license billed at actuals with any overage refunded and two keys confirmed in writing; window sticker being pulled to confirm the GT Premium package.</w:t>
             </w:r>
           </w:p>
         </w:tc>
@@ -2040,7 +2048,7 @@
     </w:p>
     <w:p>
       <w:r>
-        <w:t>Not numbered board cars and not in the top picks, cost table or chart; re-priced on each sweep (prices as of Aug 12).</w:t>
+        <w:t>Not numbered board cars and not in the top picks, cost table or chart; re-priced on each sweep (prices as of Aug 13).</w:t>
       </w:r>
     </w:p>
     <w:p>
@@ -2096,7 +2104,7 @@
           </w:tcPr>
           <w:p>
             <w:r>
-              <w:t>Price Aug 12</w:t>
+              <w:t>Price Aug 13</w:t>
             </w:r>
           </w:p>
         </w:tc>
@@ -3036,7 +3044,7 @@
           </w:tcPr>
           <w:p>
             <w:r>
-              <w:t>Lowest clean listing (Aug 12)</w:t>
+              <w:t>Lowest clean listing (Aug 13)</w:t>
             </w:r>
           </w:p>
         </w:tc>
@@ -7152,7 +7160,7 @@
     </w:p>
     <w:p>
       <w:r>
-        <w:t>Research compiled Aug 7, 2026 as a read-only scan; buyer outreach to dealers began Aug 11 and listings were last re-checked Aug 12, 2026. Not affiliated with any seller. Verify history reports and pricing independently before purchase.</w:t>
+        <w:t>Research compiled Aug 7, 2026 as a read-only scan; buyer outreach to dealers began Aug 11 and listings were last re-checked Aug 13, 2026. Not affiliated with any seller. Verify history reports and pricing independently before purchase.</w:t>
       </w:r>
     </w:p>
     <w:sectPr>

--- a/cx5_report.docx
+++ b/cx5_report.docx
@@ -33,7 +33,7 @@
         <w:pStyle w:val="ListBullet"/>
       </w:pPr>
       <w:r>
-        <w:t>Update Aug 13: Hyundai of Kirkland: updated written proposal received midday; license-at-actuals refund and two keys confirmed in writing; window sticker check in progress.</w:t>
+        <w:t>Update Aug 13: Puyallup Mazda: pricing breakdown received for the CPO 2023 Carbon (#9); worksheet attached in email.</w:t>
       </w:r>
     </w:p>
     <w:p>
@@ -66,6 +66,22 @@
       </w:pPr>
       <w:r>
         <w:t>What changed</w:t>
+      </w:r>
+    </w:p>
+    <w:p>
+      <w:pPr>
+        <w:pStyle w:val="ListBullet"/>
+      </w:pPr>
+      <w:r>
+        <w:t>Aug 13, 2026: Puyallup Mazda: pricing breakdown received for the CPO 2023 Carbon (#9); worksheet attached in email.</w:t>
+      </w:r>
+    </w:p>
+    <w:p>
+      <w:pPr>
+        <w:pStyle w:val="ListBullet"/>
+      </w:pPr>
+      <w:r>
+        <w:t>Aug 13, 2026: Royal Moore: manager follow-up received Thu afternoon; reply prepared.</w:t>
       </w:r>
     </w:p>
     <w:p>
@@ -1001,7 +1017,7 @@
           </w:tcPr>
           <w:p>
             <w:r>
-              <w:t>written quote received Aug 11 as a PDF; it lists Courtesy Guard + Forever Start add-ons and their removal has been requested. Oregon: email-only.</w:t>
+              <w:t>a sales manager followed up Thu afternoon; reply prepared.</w:t>
             </w:r>
           </w:p>
         </w:tc>
@@ -1103,7 +1119,7 @@
           </w:tcPr>
           <w:p>
             <w:r>
-              <w:t>folded into the Puyallup #1/#6 inquiry; no written numbers yet.</w:t>
+              <w:t>CPO pricing breakdown received Thu Aug 13 early afternoon; itemized worksheet attached in the dealer's email.</w:t>
             </w:r>
           </w:p>
         </w:tc>

--- a/cx5_report.docx
+++ b/cx5_report.docx
@@ -711,7 +711,7 @@
           </w:tcPr>
           <w:p>
             <w:r>
-              <w:t>updated written proposal received Thu Aug 13 midday; license billed at actuals with any overage refunded and two keys confirmed in writing; window sticker being pulled to confirm the GT Premium package.</w:t>
+              <w:t>updated written proposal received Thu Aug 13 midday; license billed at actuals with any overage refunded and two keys confirmed in writing; window sticker being pulled to confirm the GT Premium package; replied Thu afternoon.</w:t>
             </w:r>
           </w:p>
         </w:tc>
@@ -1017,7 +1017,7 @@
           </w:tcPr>
           <w:p>
             <w:r>
-              <w:t>a sales manager followed up Thu afternoon; reply prepared.</w:t>
+              <w:t>a sales manager followed up Thu afternoon; replied Thu afternoon.</w:t>
             </w:r>
           </w:p>
         </w:tc>

--- a/cx5_report.docx
+++ b/cx5_report.docx
@@ -17,7 +17,7 @@
     </w:p>
     <w:p>
       <w:r>
-        <w:t>Published Aug 7, 2026 · refreshed Aug 13, 2026: 16 cars in play, 5 sold, 7 written quotes in hand. This document, the web page, the status board and the Excel workbook are generated together from one board file; listings change daily, so verify before contacting.</w:t>
+        <w:t>Published Aug 7, 2026 · refreshed Aug 13, 2026: 15 cars in play, 6 sold, 6 written quotes in hand. This document, the web page, the status board and the Excel workbook are generated together from one board file; listings change daily, so verify before contacting.</w:t>
       </w:r>
     </w:p>
     <w:p>
@@ -33,7 +33,7 @@
         <w:pStyle w:val="ListBullet"/>
       </w:pPr>
       <w:r>
-        <w:t>Update Aug 13: Puyallup Mazda: pricing breakdown received for the CPO 2023 Carbon (#9); worksheet attached in email.</w:t>
+        <w:t>Update Aug 13: Royal Moore: one 2023 Preferred sold per the dealer; the remaining one was requoted with the dealer-added items removed.</w:t>
       </w:r>
     </w:p>
     <w:p>
@@ -66,6 +66,14 @@
       </w:pPr>
       <w:r>
         <w:t>What changed</w:t>
+      </w:r>
+    </w:p>
+    <w:p>
+      <w:pPr>
+        <w:pStyle w:val="ListBullet"/>
+      </w:pPr>
+      <w:r>
+        <w:t>Aug 13, 2026: Royal Moore: one 2023 Preferred sold per the dealer; the remaining one was requoted with the dealer-added items removed.</w:t>
       </w:r>
     </w:p>
     <w:p>
@@ -282,7 +290,7 @@
         <w:pStyle w:val="Heading1"/>
       </w:pPr>
       <w:r>
-        <w:t>Shortlist and new candidates: 16 cars in play</w:t>
+        <w:t>Shortlist and new candidates: 15 cars in play</w:t>
       </w:r>
     </w:p>
     <w:p>
@@ -927,7 +935,7 @@
           </w:tcPr>
           <w:p>
             <w:r>
-              <w:t>#8</w:t>
+              <w:t>#9</w:t>
             </w:r>
           </w:p>
         </w:tc>
@@ -947,7 +955,7 @@
           </w:tcPr>
           <w:p>
             <w:r>
-              <w:t>2.5 S Preferred</w:t>
+              <w:t>2.5 S Carbon Edition</w:t>
             </w:r>
           </w:p>
         </w:tc>
@@ -957,7 +965,7 @@
           </w:tcPr>
           <w:p>
             <w:r>
-              <w:t>16,615</w:t>
+              <w:t>33,006</w:t>
             </w:r>
           </w:p>
         </w:tc>
@@ -967,7 +975,7 @@
           </w:tcPr>
           <w:p>
             <w:r>
-              <w:t>$26,900</w:t>
+              <w:t>$27,699</w:t>
             </w:r>
           </w:p>
         </w:tc>
@@ -977,7 +985,7 @@
           </w:tcPr>
           <w:p>
             <w:r>
-              <w:t>Royal Moore Mazda, Hillsboro, OR</w:t>
+              <w:t>Puyallup Mazda, Puyallup, WA</w:t>
             </w:r>
           </w:p>
         </w:tc>
@@ -987,7 +995,7 @@
           </w:tcPr>
           <w:p>
             <w:r>
-              <w:t>Good $469 below</w:t>
+              <w:t>Good $518 below</w:t>
             </w:r>
           </w:p>
         </w:tc>
@@ -997,7 +1005,7 @@
           </w:tcPr>
           <w:p>
             <w:r>
-              <w:t>1-own / 0</w:t>
+              <w:t>1-own / 0 · CPO</w:t>
             </w:r>
           </w:p>
         </w:tc>
@@ -1007,7 +1015,7 @@
           </w:tcPr>
           <w:p>
             <w:r>
-              <w:t>15 d</w:t>
+              <w:t>58 d</w:t>
             </w:r>
           </w:p>
         </w:tc>
@@ -1017,7 +1025,7 @@
           </w:tcPr>
           <w:p>
             <w:r>
-              <w:t>a sales manager followed up Thu afternoon; replied Thu afternoon.</w:t>
+              <w:t>CPO pricing breakdown received Thu Aug 13 early afternoon; itemized worksheet attached in the dealer's email.</w:t>
             </w:r>
           </w:p>
         </w:tc>
@@ -1029,7 +1037,7 @@
           </w:tcPr>
           <w:p>
             <w:r>
-              <w:t>#9</w:t>
+              <w:t>#10</w:t>
             </w:r>
           </w:p>
         </w:tc>
@@ -1049,7 +1057,7 @@
           </w:tcPr>
           <w:p>
             <w:r>
-              <w:t>2.5 S Carbon Edition</w:t>
+              <w:t>2.5 S Preferred</w:t>
             </w:r>
           </w:p>
         </w:tc>
@@ -1059,7 +1067,7 @@
           </w:tcPr>
           <w:p>
             <w:r>
-              <w:t>33,006</w:t>
+              <w:t>44,989</w:t>
             </w:r>
           </w:p>
         </w:tc>
@@ -1069,7 +1077,7 @@
           </w:tcPr>
           <w:p>
             <w:r>
-              <w:t>$27,699</w:t>
+              <w:t>$24,095</w:t>
             </w:r>
           </w:p>
         </w:tc>
@@ -1079,7 +1087,7 @@
           </w:tcPr>
           <w:p>
             <w:r>
-              <w:t>Puyallup Mazda, Puyallup, WA</w:t>
+              <w:t>Columbia Sales &amp; Service, Portland, OR</w:t>
             </w:r>
           </w:p>
         </w:tc>
@@ -1089,7 +1097,7 @@
           </w:tcPr>
           <w:p>
             <w:r>
-              <w:t>Good $518 below</w:t>
+              <w:t>Great Cars.com rating</w:t>
             </w:r>
           </w:p>
         </w:tc>
@@ -1099,7 +1107,7 @@
           </w:tcPr>
           <w:p>
             <w:r>
-              <w:t>1-own / 0 · CPO</w:t>
+              <w:t>2-own / 0</w:t>
             </w:r>
           </w:p>
         </w:tc>
@@ -1109,7 +1117,7 @@
           </w:tcPr>
           <w:p>
             <w:r>
-              <w:t>58 d</w:t>
+              <w:t>29 d</w:t>
             </w:r>
           </w:p>
         </w:tc>
@@ -1119,7 +1127,7 @@
           </w:tcPr>
           <w:p>
             <w:r>
-              <w:t>CPO pricing breakdown received Thu Aug 13 early afternoon; itemized worksheet attached in the dealer's email.</w:t>
+              <w:t>emailed Aug 11, no reply. Oregon: email-only.</w:t>
             </w:r>
           </w:p>
         </w:tc>
@@ -1131,7 +1139,7 @@
           </w:tcPr>
           <w:p>
             <w:r>
-              <w:t>#10</w:t>
+              <w:t>#12</w:t>
             </w:r>
           </w:p>
         </w:tc>
@@ -1151,7 +1159,7 @@
           </w:tcPr>
           <w:p>
             <w:r>
-              <w:t>2.5 S Preferred</w:t>
+              <w:t>2.5 S Preferred · Mazda CPO</w:t>
             </w:r>
           </w:p>
         </w:tc>
@@ -1161,7 +1169,7 @@
           </w:tcPr>
           <w:p>
             <w:r>
-              <w:t>44,989</w:t>
+              <w:t>36,400</w:t>
             </w:r>
           </w:p>
         </w:tc>
@@ -1171,7 +1179,7 @@
           </w:tcPr>
           <w:p>
             <w:r>
-              <w:t>$24,095</w:t>
+              <w:t>$26,348</w:t>
             </w:r>
           </w:p>
         </w:tc>
@@ -1181,7 +1189,7 @@
           </w:tcPr>
           <w:p>
             <w:r>
-              <w:t>Columbia Sales &amp; Service, Portland, OR</w:t>
+              <w:t>Lee Johnson Mazda, Seattle, WA</w:t>
             </w:r>
           </w:p>
         </w:tc>
@@ -1191,7 +1199,7 @@
           </w:tcPr>
           <w:p>
             <w:r>
-              <w:t>Great Cars.com rating</w:t>
+              <w:t>—</w:t>
             </w:r>
           </w:p>
         </w:tc>
@@ -1201,7 +1209,7 @@
           </w:tcPr>
           <w:p>
             <w:r>
-              <w:t>2-own / 0</w:t>
+              <w:t>?-own / 0 · CPO</w:t>
             </w:r>
           </w:p>
         </w:tc>
@@ -1211,7 +1219,7 @@
           </w:tcPr>
           <w:p>
             <w:r>
-              <w:t>29 d</w:t>
+              <w:t>None d</w:t>
             </w:r>
           </w:p>
         </w:tc>
@@ -1221,7 +1229,7 @@
           </w:tcPr>
           <w:p>
             <w:r>
-              <w:t>emailed Aug 11, no reply. Oregon: email-only.</w:t>
+              <w:t>in the Lee Johnson two-car OTD request (Aug 11) — both emails to the dealer's listed sales address bounced back Aug 12 (server unreachable after 24h of retries) — the request never arrived; a new contact path is being arranged.</w:t>
             </w:r>
           </w:p>
         </w:tc>
@@ -1233,7 +1241,7 @@
           </w:tcPr>
           <w:p>
             <w:r>
-              <w:t>#12</w:t>
+              <w:t>#13</w:t>
             </w:r>
           </w:p>
         </w:tc>
@@ -1243,7 +1251,7 @@
           </w:tcPr>
           <w:p>
             <w:r>
-              <w:t>2023</w:t>
+              <w:t>2022</w:t>
             </w:r>
           </w:p>
         </w:tc>
@@ -1253,7 +1261,7 @@
           </w:tcPr>
           <w:p>
             <w:r>
-              <w:t>2.5 S Preferred · Mazda CPO</w:t>
+              <w:t>2.5 S Premium Plus</w:t>
             </w:r>
           </w:p>
         </w:tc>
@@ -1263,7 +1271,7 @@
           </w:tcPr>
           <w:p>
             <w:r>
-              <w:t>36,400</w:t>
+              <w:t>43,640</w:t>
             </w:r>
           </w:p>
         </w:tc>
@@ -1273,7 +1281,7 @@
           </w:tcPr>
           <w:p>
             <w:r>
-              <w:t>$26,348</w:t>
+              <w:t>$27,389</w:t>
             </w:r>
           </w:p>
         </w:tc>
@@ -1283,7 +1291,7 @@
           </w:tcPr>
           <w:p>
             <w:r>
-              <w:t>Lee Johnson Mazda, Seattle, WA</w:t>
+              <w:t>Titus-Will, Olympia, WA</w:t>
             </w:r>
           </w:p>
         </w:tc>
@@ -1293,7 +1301,7 @@
           </w:tcPr>
           <w:p>
             <w:r>
-              <w:t>—</w:t>
+              <w:t>Good $389 over FPP</w:t>
             </w:r>
           </w:p>
         </w:tc>
@@ -1303,7 +1311,7 @@
           </w:tcPr>
           <w:p>
             <w:r>
-              <w:t>?-own / 0 · CPO</w:t>
+              <w:t>1-own / 0</w:t>
             </w:r>
           </w:p>
         </w:tc>
@@ -1313,7 +1321,7 @@
           </w:tcPr>
           <w:p>
             <w:r>
-              <w:t>None d</w:t>
+              <w:t>45 d</w:t>
             </w:r>
           </w:p>
         </w:tc>
@@ -1323,7 +1331,7 @@
           </w:tcPr>
           <w:p>
             <w:r>
-              <w:t>in the Lee Johnson two-car OTD request (Aug 11) — both emails to the dealer's listed sales address bounced back Aug 12 (server unreachable after 24h of retries) — the request never arrived; a new contact path is being arranged.</w:t>
+              <w:t>dealer asking to schedule a Saturday time (Aug 12 evening); paperwork requested first.</w:t>
             </w:r>
           </w:p>
         </w:tc>
@@ -1335,7 +1343,7 @@
           </w:tcPr>
           <w:p>
             <w:r>
-              <w:t>#13</w:t>
+              <w:t>#14</w:t>
             </w:r>
           </w:p>
         </w:tc>
@@ -1345,7 +1353,7 @@
           </w:tcPr>
           <w:p>
             <w:r>
-              <w:t>2022</w:t>
+              <w:t>2023</w:t>
             </w:r>
           </w:p>
         </w:tc>
@@ -1355,7 +1363,7 @@
           </w:tcPr>
           <w:p>
             <w:r>
-              <w:t>2.5 S Premium Plus</w:t>
+              <w:t>2.5 S Premium</w:t>
             </w:r>
           </w:p>
         </w:tc>
@@ -1365,7 +1373,7 @@
           </w:tcPr>
           <w:p>
             <w:r>
-              <w:t>43,640</w:t>
+              <w:t>17,505</w:t>
             </w:r>
           </w:p>
         </w:tc>
@@ -1375,7 +1383,7 @@
           </w:tcPr>
           <w:p>
             <w:r>
-              <w:t>$27,389</w:t>
+              <w:t>$28,287 + $200</w:t>
             </w:r>
           </w:p>
         </w:tc>
@@ -1385,7 +1393,7 @@
           </w:tcPr>
           <w:p>
             <w:r>
-              <w:t>Titus-Will, Olympia, WA</w:t>
+              <w:t>Rodland Toyota, Everett, WA</w:t>
             </w:r>
           </w:p>
         </w:tc>
@@ -1395,7 +1403,7 @@
           </w:tcPr>
           <w:p>
             <w:r>
-              <w:t>Good $389 over FPP</w:t>
+              <w:t>Good $873 below</w:t>
             </w:r>
           </w:p>
         </w:tc>
@@ -1415,7 +1423,7 @@
           </w:tcPr>
           <w:p>
             <w:r>
-              <w:t>45 d</w:t>
+              <w:t>29 d</w:t>
             </w:r>
           </w:p>
         </w:tc>
@@ -1425,7 +1433,7 @@
           </w:tcPr>
           <w:p>
             <w:r>
-              <w:t>dealer asking to schedule a Saturday time (Aug 12 evening); paperwork requested first.</w:t>
+              <w:t>dealer declined to negotiate by email (Aug 12 evening); no visit planned.</w:t>
             </w:r>
           </w:p>
         </w:tc>
@@ -1437,7 +1445,7 @@
           </w:tcPr>
           <w:p>
             <w:r>
-              <w:t>#14</w:t>
+              <w:t>#15</w:t>
             </w:r>
           </w:p>
         </w:tc>
@@ -1457,7 +1465,7 @@
           </w:tcPr>
           <w:p>
             <w:r>
-              <w:t>2.5 S Premium</w:t>
+              <w:t>2.5 S Premium · no-haggle</w:t>
             </w:r>
           </w:p>
         </w:tc>
@@ -1467,7 +1475,7 @@
           </w:tcPr>
           <w:p>
             <w:r>
-              <w:t>17,505</w:t>
+              <w:t>31,166</w:t>
             </w:r>
           </w:p>
         </w:tc>
@@ -1477,7 +1485,7 @@
           </w:tcPr>
           <w:p>
             <w:r>
-              <w:t>$28,287 + $200</w:t>
+              <w:t>$27,998 flat</w:t>
             </w:r>
           </w:p>
         </w:tc>
@@ -1487,7 +1495,7 @@
           </w:tcPr>
           <w:p>
             <w:r>
-              <w:t>Rodland Toyota, Everett, WA</w:t>
+              <w:t>CarMax, Renton, WA</w:t>
             </w:r>
           </w:p>
         </w:tc>
@@ -1497,7 +1505,7 @@
           </w:tcPr>
           <w:p>
             <w:r>
-              <w:t>Good $873 below</w:t>
+              <w:t>Fair $222 below</w:t>
             </w:r>
           </w:p>
         </w:tc>
@@ -1517,7 +1525,7 @@
           </w:tcPr>
           <w:p>
             <w:r>
-              <w:t>29 d</w:t>
+              <w:t>3 d</w:t>
             </w:r>
           </w:p>
         </w:tc>
@@ -1527,7 +1535,7 @@
           </w:tcPr>
           <w:p>
             <w:r>
-              <w:t>dealer declined to negotiate by email (Aug 12 evening); no visit planned.</w:t>
+              <w:t>reference car; nothing to request.</w:t>
             </w:r>
           </w:p>
         </w:tc>
@@ -1539,7 +1547,7 @@
           </w:tcPr>
           <w:p>
             <w:r>
-              <w:t>#15</w:t>
+              <w:t>#17</w:t>
             </w:r>
           </w:p>
         </w:tc>
@@ -1549,7 +1557,7 @@
           </w:tcPr>
           <w:p>
             <w:r>
-              <w:t>2023</w:t>
+              <w:t>2021</w:t>
             </w:r>
           </w:p>
         </w:tc>
@@ -1559,7 +1567,7 @@
           </w:tcPr>
           <w:p>
             <w:r>
-              <w:t>2.5 S Premium · no-haggle</w:t>
+              <w:t>Grand Touring w/ GT Premium pkg</w:t>
             </w:r>
           </w:p>
         </w:tc>
@@ -1569,7 +1577,7 @@
           </w:tcPr>
           <w:p>
             <w:r>
-              <w:t>31,166</w:t>
+              <w:t>30,066</w:t>
             </w:r>
           </w:p>
         </w:tc>
@@ -1579,7 +1587,7 @@
           </w:tcPr>
           <w:p>
             <w:r>
-              <w:t>$27,998 flat</w:t>
+              <w:t>$25,799</w:t>
             </w:r>
           </w:p>
         </w:tc>
@@ -1589,7 +1597,7 @@
           </w:tcPr>
           <w:p>
             <w:r>
-              <w:t>CarMax, Renton, WA</w:t>
+              <w:t>Auto 206, Kent, WA</w:t>
             </w:r>
           </w:p>
         </w:tc>
@@ -1599,7 +1607,7 @@
           </w:tcPr>
           <w:p>
             <w:r>
-              <w:t>Fair $222 below</w:t>
+              <w:t>— $3,281 &lt; FPP</w:t>
             </w:r>
           </w:p>
         </w:tc>
@@ -1609,7 +1617,7 @@
           </w:tcPr>
           <w:p>
             <w:r>
-              <w:t>1-own / 0</w:t>
+              <w:t>1-own / 1</w:t>
             </w:r>
           </w:p>
         </w:tc>
@@ -1619,7 +1627,7 @@
           </w:tcPr>
           <w:p>
             <w:r>
-              <w:t>3 d</w:t>
+              <w:t>5 d</w:t>
             </w:r>
           </w:p>
         </w:tc>
@@ -1629,7 +1637,7 @@
           </w:tcPr>
           <w:p>
             <w:r>
-              <w:t>reference car; nothing to request.</w:t>
+              <w:t>written offer in hand, valid to Aug 12, 7 PM; Carfax shows a 6/2024 accident. Discussion paused.</w:t>
             </w:r>
           </w:p>
         </w:tc>
@@ -1641,7 +1649,7 @@
           </w:tcPr>
           <w:p>
             <w:r>
-              <w:t>#17</w:t>
+              <w:t>#19</w:t>
             </w:r>
           </w:p>
         </w:tc>
@@ -1661,7 +1669,7 @@
           </w:tcPr>
           <w:p>
             <w:r>
-              <w:t>Grand Touring w/ GT Premium pkg</w:t>
+              <w:t>Signature (2.5T, ventilated)</w:t>
             </w:r>
           </w:p>
         </w:tc>
@@ -1671,7 +1679,7 @@
           </w:tcPr>
           <w:p>
             <w:r>
-              <w:t>30,066</w:t>
+              <w:t>40,451</w:t>
             </w:r>
           </w:p>
         </w:tc>
@@ -1681,7 +1689,7 @@
           </w:tcPr>
           <w:p>
             <w:r>
-              <w:t>$25,799</w:t>
+              <w:t>$26,712</w:t>
             </w:r>
           </w:p>
         </w:tc>
@@ -1691,7 +1699,7 @@
           </w:tcPr>
           <w:p>
             <w:r>
-              <w:t>Auto 206, Kent, WA</w:t>
+              <w:t>Tonkin Gresham Honda, Troutdale, OR</w:t>
             </w:r>
           </w:p>
         </w:tc>
@@ -1701,7 +1709,7 @@
           </w:tcPr>
           <w:p>
             <w:r>
-              <w:t>— $3,281 &lt; FPP</w:t>
+              <w:t>Good $700 below</w:t>
             </w:r>
           </w:p>
         </w:tc>
@@ -1711,7 +1719,7 @@
           </w:tcPr>
           <w:p>
             <w:r>
-              <w:t>1-own / 1</w:t>
+              <w:t>2-own / 0</w:t>
             </w:r>
           </w:p>
         </w:tc>
@@ -1721,7 +1729,7 @@
           </w:tcPr>
           <w:p>
             <w:r>
-              <w:t>5 d</w:t>
+              <w:t>18 d</w:t>
             </w:r>
           </w:p>
         </w:tc>
@@ -1731,7 +1739,7 @@
           </w:tcPr>
           <w:p>
             <w:r>
-              <w:t>written offer in hand, valid to Aug 12, 7 PM; Carfax shows a 6/2024 accident. Discussion paused.</w:t>
+              <w:t>not contacted; Oregon fallback, email-only.</w:t>
             </w:r>
           </w:p>
         </w:tc>
@@ -1743,7 +1751,7 @@
           </w:tcPr>
           <w:p>
             <w:r>
-              <w:t>#19</w:t>
+              <w:t>#20</w:t>
             </w:r>
           </w:p>
         </w:tc>
@@ -1753,7 +1761,7 @@
           </w:tcPr>
           <w:p>
             <w:r>
-              <w:t>2021</w:t>
+              <w:t>2023</w:t>
             </w:r>
           </w:p>
         </w:tc>
@@ -1763,7 +1771,7 @@
           </w:tcPr>
           <w:p>
             <w:r>
-              <w:t>Signature (2.5T, ventilated)</w:t>
+              <w:t>2.5 S Preferred</w:t>
             </w:r>
           </w:p>
         </w:tc>
@@ -1773,7 +1781,7 @@
           </w:tcPr>
           <w:p>
             <w:r>
-              <w:t>40,451</w:t>
+              <w:t>16,969</w:t>
             </w:r>
           </w:p>
         </w:tc>
@@ -1783,7 +1791,7 @@
           </w:tcPr>
           <w:p>
             <w:r>
-              <w:t>$26,712</w:t>
+              <w:t>$26,500</w:t>
             </w:r>
           </w:p>
         </w:tc>
@@ -1793,7 +1801,7 @@
           </w:tcPr>
           <w:p>
             <w:r>
-              <w:t>Tonkin Gresham Honda, Troutdale, OR</w:t>
+              <w:t>Royal Moore Mazda, Hillsboro, OR</w:t>
             </w:r>
           </w:p>
         </w:tc>
@@ -1803,7 +1811,7 @@
           </w:tcPr>
           <w:p>
             <w:r>
-              <w:t>Good $700 below</w:t>
+              <w:t>—</w:t>
             </w:r>
           </w:p>
         </w:tc>
@@ -1813,7 +1821,7 @@
           </w:tcPr>
           <w:p>
             <w:r>
-              <w:t>2-own / 0</w:t>
+              <w:t>?-own / 0</w:t>
             </w:r>
           </w:p>
         </w:tc>
@@ -1833,109 +1841,7 @@
           </w:tcPr>
           <w:p>
             <w:r>
-              <w:t>not contacted; Oregon fallback, email-only.</w:t>
-            </w:r>
-          </w:p>
-        </w:tc>
-      </w:tr>
-      <w:tr>
-        <w:tc>
-          <w:tcPr>
-            <w:tcW w:type="dxa" w:w="864"/>
-          </w:tcPr>
-          <w:p>
-            <w:r>
-              <w:t>#20</w:t>
-            </w:r>
-          </w:p>
-        </w:tc>
-        <w:tc>
-          <w:tcPr>
-            <w:tcW w:type="dxa" w:w="864"/>
-          </w:tcPr>
-          <w:p>
-            <w:r>
-              <w:t>2023</w:t>
-            </w:r>
-          </w:p>
-        </w:tc>
-        <w:tc>
-          <w:tcPr>
-            <w:tcW w:type="dxa" w:w="864"/>
-          </w:tcPr>
-          <w:p>
-            <w:r>
-              <w:t>2.5 S Preferred</w:t>
-            </w:r>
-          </w:p>
-        </w:tc>
-        <w:tc>
-          <w:tcPr>
-            <w:tcW w:type="dxa" w:w="864"/>
-          </w:tcPr>
-          <w:p>
-            <w:r>
-              <w:t>16,969</w:t>
-            </w:r>
-          </w:p>
-        </w:tc>
-        <w:tc>
-          <w:tcPr>
-            <w:tcW w:type="dxa" w:w="864"/>
-          </w:tcPr>
-          <w:p>
-            <w:r>
-              <w:t>$26,500</w:t>
-            </w:r>
-          </w:p>
-        </w:tc>
-        <w:tc>
-          <w:tcPr>
-            <w:tcW w:type="dxa" w:w="864"/>
-          </w:tcPr>
-          <w:p>
-            <w:r>
-              <w:t>Royal Moore Mazda, Hillsboro, OR</w:t>
-            </w:r>
-          </w:p>
-        </w:tc>
-        <w:tc>
-          <w:tcPr>
-            <w:tcW w:type="dxa" w:w="864"/>
-          </w:tcPr>
-          <w:p>
-            <w:r>
-              <w:t>—</w:t>
-            </w:r>
-          </w:p>
-        </w:tc>
-        <w:tc>
-          <w:tcPr>
-            <w:tcW w:type="dxa" w:w="864"/>
-          </w:tcPr>
-          <w:p>
-            <w:r>
-              <w:t>?-own / 0</w:t>
-            </w:r>
-          </w:p>
-        </w:tc>
-        <w:tc>
-          <w:tcPr>
-            <w:tcW w:type="dxa" w:w="864"/>
-          </w:tcPr>
-          <w:p>
-            <w:r>
-              <w:t>18 d</w:t>
-            </w:r>
-          </w:p>
-        </w:tc>
-        <w:tc>
-          <w:tcPr>
-            <w:tcW w:type="dxa" w:w="864"/>
-          </w:tcPr>
-          <w:p>
-            <w:r>
-              <w:t>folded into the #8 thread; no separate quote yet. Oregon: email-only.</w:t>
+              <w:t>dealer requoted their remaining 2023 Preferred (stock p12315) Thu Aug 13 with the dealer-added items removed.</w:t>
             </w:r>
           </w:p>
         </w:tc>
@@ -2046,7 +1952,7 @@
     <w:p/>
     <w:p>
       <w:r>
-        <w:t>Removed as sold: #2 Acura of Seattle 2022 2.5 Turbo AWD (Aug 11), #3 BMW Seattle 2021 Grand Touring Reserve (2.5T) (Aug 11), #11 CarMax Sacramento 2022 Carbon Edition (Aug 11), #16 Doug's Lynnwood Mazda 2021 Grand Touring AWD (Aug 11), #18 Auto Connections of Bellevue 2023 2.5 S Preferred (Aug 11).</w:t>
+        <w:t>Removed as sold: #2 Acura of Seattle 2022 2.5 Turbo AWD (Aug 11), #3 BMW Seattle 2021 Grand Touring Reserve (2.5T) (Aug 11), #8 Royal Moore Mazda 2023 2.5 S Preferred (Aug 13), #11 CarMax Sacramento 2022 Carbon Edition (Aug 11), #16 Doug's Lynnwood Mazda 2021 Grand Touring AWD (Aug 11), #18 Auto Connections of Bellevue 2023 2.5 S Preferred (Aug 11).</w:t>
       </w:r>
     </w:p>
     <w:p>
@@ -3944,7 +3850,7 @@
           </w:tcPr>
           <w:p>
             <w:r>
-              <w:t>11</w:t>
+              <w:t>10</w:t>
             </w:r>
           </w:p>
         </w:tc>
@@ -5012,88 +4918,6 @@
           <w:p>
             <w:r>
               <w:t>$5,098</w:t>
-            </w:r>
-          </w:p>
-        </w:tc>
-      </w:tr>
-      <w:tr>
-        <w:tc>
-          <w:tcPr>
-            <w:tcW w:type="dxa" w:w="1080"/>
-          </w:tcPr>
-          <w:p>
-            <w:r>
-              <w:t>#8</w:t>
-            </w:r>
-          </w:p>
-        </w:tc>
-        <w:tc>
-          <w:tcPr>
-            <w:tcW w:type="dxa" w:w="1080"/>
-          </w:tcPr>
-          <w:p>
-            <w:r>
-              <w:t>2023 2.5 S Preferred · Royal Moore Mazda</w:t>
-            </w:r>
-          </w:p>
-        </w:tc>
-        <w:tc>
-          <w:tcPr>
-            <w:tcW w:type="dxa" w:w="1080"/>
-          </w:tcPr>
-          <w:p>
-            <w:r>
-              <w:t>est. 11.05%</w:t>
-            </w:r>
-          </w:p>
-        </w:tc>
-        <w:tc>
-          <w:tcPr>
-            <w:tcW w:type="dxa" w:w="1080"/>
-          </w:tcPr>
-          <w:p>
-            <w:r>
-              <w:t>$26,900</w:t>
-            </w:r>
-          </w:p>
-        </w:tc>
-        <w:tc>
-          <w:tcPr>
-            <w:tcW w:type="dxa" w:w="1080"/>
-          </w:tcPr>
-          <w:p>
-            <w:r>
-              <w:t>$30,472</w:t>
-            </w:r>
-          </w:p>
-        </w:tc>
-        <w:tc>
-          <w:tcPr>
-            <w:tcW w:type="dxa" w:w="1080"/>
-          </w:tcPr>
-          <w:p>
-            <w:r>
-              <w:t>$593</w:t>
-            </w:r>
-          </w:p>
-        </w:tc>
-        <w:tc>
-          <w:tcPr>
-            <w:tcW w:type="dxa" w:w="1080"/>
-          </w:tcPr>
-          <w:p>
-            <w:r>
-              <w:t>$496</w:t>
-            </w:r>
-          </w:p>
-        </w:tc>
-        <w:tc>
-          <w:tcPr>
-            <w:tcW w:type="dxa" w:w="1080"/>
-          </w:tcPr>
-          <w:p>
-            <w:r>
-              <w:t>$5,130</w:t>
             </w:r>
           </w:p>
         </w:tc>
@@ -6299,6 +6123,58 @@
           <w:p>
             <w:r>
               <w:t>dealer confirmed Aug 11 PM; CarGurus copy closed Aug 12</w:t>
+            </w:r>
+          </w:p>
+        </w:tc>
+      </w:tr>
+      <w:tr>
+        <w:tc>
+          <w:tcPr>
+            <w:tcW w:type="dxa" w:w="1728"/>
+          </w:tcPr>
+          <w:p>
+            <w:r>
+              <w:t>#8</w:t>
+            </w:r>
+          </w:p>
+        </w:tc>
+        <w:tc>
+          <w:tcPr>
+            <w:tcW w:type="dxa" w:w="1728"/>
+          </w:tcPr>
+          <w:p>
+            <w:r>
+              <w:t>2023 2.5 S Preferred AWD</w:t>
+            </w:r>
+          </w:p>
+        </w:tc>
+        <w:tc>
+          <w:tcPr>
+            <w:tcW w:type="dxa" w:w="1728"/>
+          </w:tcPr>
+          <w:p>
+            <w:r>
+              <w:t>Royal Moore Mazda</w:t>
+            </w:r>
+          </w:p>
+        </w:tc>
+        <w:tc>
+          <w:tcPr>
+            <w:tcW w:type="dxa" w:w="1728"/>
+          </w:tcPr>
+          <w:p>
+            <w:r>
+              <w:t>$26,900</w:t>
+            </w:r>
+          </w:p>
+        </w:tc>
+        <w:tc>
+          <w:tcPr>
+            <w:tcW w:type="dxa" w:w="1728"/>
+          </w:tcPr>
+          <w:p>
+            <w:r>
+              <w:t>dealer email Aug 13</w:t>
             </w:r>
           </w:p>
         </w:tc>

--- a/cx5_report.docx
+++ b/cx5_report.docx
@@ -17,7 +17,7 @@
     </w:p>
     <w:p>
       <w:r>
-        <w:t>Published Aug 7, 2026 · refreshed Aug 13, 2026: 15 cars in play, 6 sold, 6 written quotes in hand. This document, the web page, the status board and the Excel workbook are generated together from one board file; listings change daily, so verify before contacting.</w:t>
+        <w:t>Published Aug 7, 2026 · refreshed Aug 14, 2026: 15 cars in play, 6 sold, 6 written quotes in hand. This document, the web page, the status board and the Excel workbook are generated together from one board file; listings change daily, so verify before contacting.</w:t>
       </w:r>
     </w:p>
     <w:p>
@@ -33,7 +33,7 @@
         <w:pStyle w:val="ListBullet"/>
       </w:pPr>
       <w:r>
-        <w:t>Update Aug 13: Royal Moore: one 2023 Preferred sold per the dealer; the remaining one was requoted with the dealer-added items removed.</w:t>
+        <w:t>Update Aug 14: Titus-Will: dealer confirmed their best number and stood down; the Olympia car is off the weekend visit list.</w:t>
       </w:r>
     </w:p>
     <w:p>
@@ -66,6 +66,14 @@
       </w:pPr>
       <w:r>
         <w:t>What changed</w:t>
+      </w:r>
+    </w:p>
+    <w:p>
+      <w:pPr>
+        <w:pStyle w:val="ListBullet"/>
+      </w:pPr>
+      <w:r>
+        <w:t>Aug 14, 2026: Titus-Will: dealer confirmed their best number and stood down; the Olympia car is off the weekend visit list.</w:t>
       </w:r>
     </w:p>
     <w:p>
@@ -193,7 +201,7 @@
         <w:pStyle w:val="Heading1"/>
       </w:pPr>
       <w:r>
-        <w:t>Top 3 right now (Aug 13)</w:t>
+        <w:t>Top 3 right now (Aug 14)</w:t>
       </w:r>
     </w:p>
     <w:p>
@@ -244,7 +252,7 @@
     </w:p>
     <w:p>
       <w:r>
-        <w:t>Biggest FPP gap in the entire dataset ($2,781 under), 1-owner, 89 days on lot → strongest negotiating leverage. Dealer's own site shows $27,999; still no written OTD as of Aug 13 (form lead + phone promise Aug 11).</w:t>
+        <w:t>Biggest FPP gap in the entire dataset ($2,781 under), 1-owner, 89 days on lot → strongest negotiating leverage. Dealer's own site shows $27,999; still no written OTD as of Aug 14 (form lead + phone promise Aug 11).</w:t>
       </w:r>
     </w:p>
     <w:p>
@@ -1331,7 +1339,7 @@
           </w:tcPr>
           <w:p>
             <w:r>
-              <w:t>dealer asking to schedule a Saturday time (Aug 12 evening); paperwork requested first.</w:t>
+              <w:t>dealer confirmed their best number Fri Aug 14 and left the door open; not on this weekend's visit list.</w:t>
             </w:r>
           </w:p>
         </w:tc>
@@ -1970,7 +1978,7 @@
     </w:p>
     <w:p>
       <w:r>
-        <w:t>Not numbered board cars and not in the top picks, cost table or chart; re-priced on each sweep (prices as of Aug 13).</w:t>
+        <w:t>Not numbered board cars and not in the top picks, cost table or chart; re-priced on each sweep (prices as of Aug 14).</w:t>
       </w:r>
     </w:p>
     <w:p>
@@ -2026,7 +2034,7 @@
           </w:tcPr>
           <w:p>
             <w:r>
-              <w:t>Price Aug 13</w:t>
+              <w:t>Price Aug 14</w:t>
             </w:r>
           </w:p>
         </w:tc>
@@ -2966,7 +2974,7 @@
           </w:tcPr>
           <w:p>
             <w:r>
-              <w:t>Lowest clean listing (Aug 13)</w:t>
+              <w:t>Lowest clean listing (Aug 14)</w:t>
             </w:r>
           </w:p>
         </w:tc>
@@ -7052,7 +7060,7 @@
     </w:p>
     <w:p>
       <w:r>
-        <w:t>Research compiled Aug 7, 2026 as a read-only scan; buyer outreach to dealers began Aug 11 and listings were last re-checked Aug 13, 2026. Not affiliated with any seller. Verify history reports and pricing independently before purchase.</w:t>
+        <w:t>Research compiled Aug 7, 2026 as a read-only scan; buyer outreach to dealers began Aug 11 and listings were last re-checked Aug 14, 2026. Not affiliated with any seller. Verify history reports and pricing independently before purchase.</w:t>
       </w:r>
     </w:p>
     <w:sectPr>

--- a/cx5_report.docx
+++ b/cx5_report.docx
@@ -17,7 +17,7 @@
     </w:p>
     <w:p>
       <w:r>
-        <w:t>Published Aug 7, 2026 · refreshed Aug 14, 2026: 15 cars in play, 6 sold, 6 written quotes in hand. This document, the web page, the status board and the Excel workbook are generated together from one board file; listings change daily, so verify before contacting.</w:t>
+        <w:t>Published Aug 7, 2026 · refreshed Aug 14, 2026: 15 cars in play, 6 sold, 7 written quotes in hand. This document, the web page, the status board and the Excel workbook are generated together from one board file; listings change daily, so verify before contacting.</w:t>
       </w:r>
     </w:p>
     <w:p>
@@ -33,7 +33,7 @@
         <w:pStyle w:val="ListBullet"/>
       </w:pPr>
       <w:r>
-        <w:t>Update Aug 14: Titus-Will: dealer confirmed their best number and stood down; the Olympia car is off the weekend visit list.</w:t>
+        <w:t>Update Aug 14: Puyallup Mazda: itemized worksheet received for the certified 2023 Carbon (#9); zero add-ons.</w:t>
       </w:r>
     </w:p>
     <w:p>
@@ -66,6 +66,14 @@
       </w:pPr>
       <w:r>
         <w:t>What changed</w:t>
+      </w:r>
+    </w:p>
+    <w:p>
+      <w:pPr>
+        <w:pStyle w:val="ListBullet"/>
+      </w:pPr>
+      <w:r>
+        <w:t>Aug 14, 2026: Puyallup Mazda: itemized worksheet received for the certified 2023 Carbon (#9); zero add-ons.</w:t>
       </w:r>
     </w:p>
     <w:p>
@@ -1033,7 +1041,7 @@
           </w:tcPr>
           <w:p>
             <w:r>
-              <w:t>CPO pricing breakdown received Thu Aug 13 early afternoon; itemized worksheet attached in the dealer's email.</w:t>
+              <w:t>itemized written worksheet received Fri Aug 14; zero add-ons and the selling price came in under the advertised figure.</w:t>
             </w:r>
           </w:p>
         </w:tc>

--- a/cx5_report.docx
+++ b/cx5_report.docx
@@ -311,7 +311,7 @@
     </w:p>
     <w:p>
       <w:r>
-        <w:t>Filtered from 163 merged records → 112 passed disqualifiers (0 accidents, non-fleet, no lemon/frame, ≥6 photos where known, VIN present or CL/iSeeCars-flagged, wanted trim). Ranked on deal-rating / KBB-FPP-delta → $-below-market → 1-owner → CPO → mi/$. At least 3 non-CarGurus sources enforced. All VINs = 0 open NHTSA recalls (2021/22/23 CX-5, checked 8/7/26).</w:t>
+        <w:t>Filtered from 163 merged records → 112 passed disqualifiers (0 accidents, non-fleet, no lemon/frame, ≥6 photos where known, VIN present or CL/iSeeCars-flagged, wanted trim). Ranked on deal-rating / KBB-FPP-delta → $-below-market → 1-owner → CPO → mi/$. At least 3 non-CarGurus sources enforced. All VINs = 0 open NHTSA recalls (2021/22/23 CX-5, checked 8/7/26). The #1–#21 numbers are stable identifiers from that August 7 screen, used throughout this report, and they reflect listing data only. They are not a current preference order: dealer out-the-door quotes have since reshuffled the field, so read the cost table for live standings.</w:t>
       </w:r>
     </w:p>
     <w:tbl>

--- a/cx5_report.docx
+++ b/cx5_report.docx
@@ -49,7 +49,7 @@
         <w:pStyle w:val="ListBullet"/>
       </w:pPr>
       <w:r>
-        <w:t>Cheapest solid vs. stretch: #5 2021 Grand Touring AWD at $28,713 OTD (est, $559/mo) vs. #1 2023 2.5 Turbo AWD at $31,823 (est, $620/mo).</w:t>
+        <w:t>Cheapest solid vs. stretch: #4 2021 Carbon Edition Turbo at $29,559 OTD (est, $576/mo) vs. #1 2023 2.5 Turbo AWD at $31,823 (est, $620/mo).</w:t>
       </w:r>
     </w:p>
     <w:p>
@@ -222,7 +222,7 @@
     </w:p>
     <w:p>
       <w:r>
-        <w:t>33,336 mi · Hyundai of Kirkland / Ford of Kirkland · Kirkland, WA · Good $3,338 &lt; FPP · 1 owner · 0 accidents</w:t>
+        <w:t>33,336 mi · Hyundai of Kirkland / Ford of Kirkland · Kirkland, WA · Good $3,338 &lt; FPP · 1 owner · 1 accident</w:t>
       </w:r>
     </w:p>
     <w:p>
@@ -715,7 +715,7 @@
           </w:tcPr>
           <w:p>
             <w:r>
-              <w:t>1-own / 0</w:t>
+              <w:t>1-own / 1</w:t>
             </w:r>
           </w:p>
         </w:tc>
@@ -735,7 +735,7 @@
           </w:tcPr>
           <w:p>
             <w:r>
-              <w:t>updated written proposal received Thu Aug 13 midday; license billed at actuals with any overage refunded and two keys confirmed in writing; window sticker being pulled to confirm the GT Premium package; replied Thu afternoon.</w:t>
+              <w:t>CARFAX read in full Sat Aug 15: one owner, Washington only, 12 dealer service records and no open recalls, but an accident reported 7/31/2021 with no severity, no impact location and no repair record. Previously carried here as accident-free, which was wrong.</w:t>
             </w:r>
           </w:p>
         </w:tc>
@@ -3146,7 +3146,7 @@
           </w:tcPr>
           <w:p>
             <w:r>
-              <w:t>9</w:t>
+              <w:t>8</w:t>
             </w:r>
           </w:p>
         </w:tc>
@@ -5618,7 +5618,7 @@
           </w:tcPr>
           <w:p>
             <w:r>
-              <w:t>#5 2021 Grand Touring AWD · Hyundai of Kirkland</w:t>
+              <w:t>#4 2021 Carbon Edition Turbo · Ron Tonkin Honda</w:t>
             </w:r>
           </w:p>
         </w:tc>
@@ -5628,7 +5628,7 @@
           </w:tcPr>
           <w:p>
             <w:r>
-              <w:t>$25,192</w:t>
+              <w:t>$25,852</w:t>
             </w:r>
           </w:p>
         </w:tc>
@@ -5638,7 +5638,7 @@
           </w:tcPr>
           <w:p>
             <w:r>
-              <w:t>$28,713 (est)</w:t>
+              <w:t>$29,559 (est)</w:t>
             </w:r>
           </w:p>
         </w:tc>
@@ -5648,7 +5648,7 @@
           </w:tcPr>
           <w:p>
             <w:r>
-              <w:t>$559</w:t>
+              <w:t>$576</w:t>
             </w:r>
           </w:p>
         </w:tc>
@@ -5658,7 +5658,7 @@
           </w:tcPr>
           <w:p>
             <w:r>
-              <w:t>$462</w:t>
+              <w:t>$478</w:t>
             </w:r>
           </w:p>
         </w:tc>
@@ -5750,7 +5750,7 @@
           </w:tcPr>
           <w:p>
             <w:r>
-              <w:t>+$2,807</w:t>
+              <w:t>+$2,147</w:t>
             </w:r>
           </w:p>
         </w:tc>
@@ -5760,7 +5760,7 @@
           </w:tcPr>
           <w:p>
             <w:r>
-              <w:t>+$3,110</w:t>
+              <w:t>+$2,264</w:t>
             </w:r>
           </w:p>
         </w:tc>
@@ -5770,7 +5770,7 @@
           </w:tcPr>
           <w:p>
             <w:r>
-              <w:t>+$61/mo</w:t>
+              <w:t>+$44/mo</w:t>
             </w:r>
           </w:p>
         </w:tc>
@@ -5780,7 +5780,7 @@
           </w:tcPr>
           <w:p>
             <w:r>
-              <w:t>+$61/mo</w:t>
+              <w:t>+$44/mo</w:t>
             </w:r>
           </w:p>
         </w:tc>
@@ -5794,7 +5794,7 @@
     </w:p>
     <w:p>
       <w:r>
-        <w:t>Worked example, #5 2021 Grand Touring AWD: $25,192 price → $28,713 out-the-door → $559/mo at $0 down, or $462/mo with $5,000 down (6.30% APR, 60 mo).</w:t>
+        <w:t>Worked example, #4 2021 Carbon Edition Turbo: $25,852 price → $29,559 out-the-door → $576/mo at $0 down, or $478/mo with $5,000 down (6.30% APR, 60 mo).</w:t>
       </w:r>
     </w:p>
     <w:p>

--- a/cx5_report.docx
+++ b/cx5_report.docx
@@ -41,7 +41,7 @@
         <w:pStyle w:val="ListBullet"/>
       </w:pPr>
       <w:r>
-        <w:t>Best remaining, comfort-first: #5 2021 Grand Touring + GT Premium pkg at Kirkland ($25,192 list, written itemized quote in hand), then #12 Mazda-CPO 2023 Preferred at Lee Johnson ($26,348) and #13 ventilated-seat 2022 Premium Plus in Olympia ($27,389 list, revised written quote in hand), then the CPO pair: #9 2023 Carbon at Puyallup ($27,699) and #7 2022 Carbon at Lee Johnson ($27,512). #4, the dealer-confirmed Carbon Turbo in Portland at $26,102, is the Oregon fallback (email only). See New candidates below.</w:t>
+        <w:t>Best remaining, comfort-first: #5 2021 Grand Touring at Kirkland ($25,192 list, written itemized quote in hand) leads on equipment, with two caveats now on the record: the dealer-run Carfax reports an accident on 07/31/2021, and the GT Premium package is sourced from a listing field and has not been confirmed against the window sticker. Then #12 Mazda-CPO 2023 Preferred at Lee Johnson ($26,348) and #13 ventilated-seat 2022 Premium Plus in Olympia ($27,389 list, revised written quote in hand), then the CPO pair: #9 2023 Carbon at Puyallup ($27,699) and #7 2022 Carbon at Lee Johnson ($27,512). #4, the dealer-confirmed Carbon Turbo in Portland at $26,102, is the Oregon fallback (email only). See New candidates below.</w:t>
       </w:r>
     </w:p>
     <w:p>

--- a/cx5_report.docx
+++ b/cx5_report.docx
@@ -735,7 +735,7 @@
           </w:tcPr>
           <w:p>
             <w:r>
-              <w:t>CARFAX read in full Sat Aug 15: one owner, Washington only, 12 dealer service records and no open recalls, but an accident reported 7/31/2021 with no severity, no impact location and no repair record. Previously carried here as accident-free, which was wrong.</w:t>
+              <w:t>Seen in person Sat Aug 15. The GT Premium package is confirmed on the dealer window sheet. The car did not start during the visit, the dealer suspects the battery and took it into their shop, so no test drive happened. Price discussion continuing by phone.</w:t>
             </w:r>
           </w:p>
         </w:tc>

--- a/cx5_report.docx
+++ b/cx5_report.docx
@@ -49,7 +49,7 @@
         <w:pStyle w:val="ListBullet"/>
       </w:pPr>
       <w:r>
-        <w:t>Cheapest solid vs. stretch: #4 2021 Carbon Edition Turbo at $29,559 OTD (est, $576/mo) vs. #1 2023 2.5 Turbo AWD at $31,823 (est, $620/mo).</w:t>
+        <w:t>Cheapest solid vs. stretch: #4 2021 Carbon Edition Turbo at $29,559 OTD (est, $576/mo) vs. #1 2023 2.5 Turbo AWD at $31,513 (est, $614/mo).</w:t>
       </w:r>
     </w:p>
     <w:p>
@@ -245,7 +245,7 @@
         <w:pStyle w:val="Heading2"/>
       </w:pPr>
       <w:r>
-        <w:t>#1 · Stretch pick · 2023 2.5 Turbo AWD — $28,199</w:t>
+        <w:t>#1 · Stretch pick · 2023 2.5 Turbo AWD — $27,919</w:t>
       </w:r>
     </w:p>
     <w:p>
@@ -255,7 +255,7 @@
     </w:p>
     <w:p>
       <w:r>
-        <w:t>$620/mo at $0 down on the estimated OTD of $31,823 (6.30% · 60 mo).</w:t>
+        <w:t>$614/mo at $0 down on the estimated OTD of $31,513 (6.30% · 60 mo).</w:t>
       </w:r>
     </w:p>
     <w:p>
@@ -481,7 +481,7 @@
           </w:tcPr>
           <w:p>
             <w:r>
-              <w:t>$28,199</w:t>
+              <w:t>$27,919</w:t>
             </w:r>
           </w:p>
         </w:tc>
@@ -531,7 +531,7 @@
           </w:tcPr>
           <w:p>
             <w:r>
-              <w:t>written itemized quote in hand (sheet dated Aug 11, surfaced Aug 12 after a phone call; the sender's group domain had gone to spam); zero add-ons.</w:t>
+              <w:t>Seen and driven Sat Aug 15. The original window sticker confirms the full comfort package including ventilated front seats, and the CARFAX shows one owner, a personal lease and no accidents.</w:t>
             </w:r>
           </w:p>
         </w:tc>
@@ -787,7 +787,7 @@
           </w:tcPr>
           <w:p>
             <w:r>
-              <w:t>$25,198</w:t>
+              <w:t>$24,948</w:t>
             </w:r>
           </w:p>
         </w:tc>
@@ -817,7 +817,7 @@
           </w:tcPr>
           <w:p>
             <w:r>
-              <w:t>2-own / 0</w:t>
+              <w:t>3-own / 0</w:t>
             </w:r>
           </w:p>
         </w:tc>
@@ -837,7 +837,7 @@
           </w:tcPr>
           <w:p>
             <w:r>
-              <w:t>written itemized quote in hand (sheet dated Aug 11, surfaced Aug 12); zero add-ons.</w:t>
+              <w:t>CARFAX read in full Sat Aug 15. A Canadian-market car with a Saskatchewan safety-inspection failure recorded 8/15/2025 and no repair record after it, imported to the United States in May 2026 and sold at auction in June. Removed from consideration.</w:t>
             </w:r>
           </w:p>
         </w:tc>
@@ -991,7 +991,7 @@
           </w:tcPr>
           <w:p>
             <w:r>
-              <w:t>$27,699</w:t>
+              <w:t>$27,424</w:t>
             </w:r>
           </w:p>
         </w:tc>
@@ -1041,7 +1041,7 @@
           </w:tcPr>
           <w:p>
             <w:r>
-              <w:t>itemized written worksheet received Fri Aug 14; zero add-ons and the selling price came in under the advertised figure.</w:t>
+              <w:t>Seen Sat Aug 15. The dealer CARFAX link for this vehicle would not load, so its history remains unverified.</w:t>
             </w:r>
           </w:p>
         </w:tc>
@@ -3270,7 +3270,7 @@
           </w:tcPr>
           <w:p>
             <w:r>
-              <w:t>$25,198 (#6)</w:t>
+              <w:t>$24,948 (#6)</w:t>
             </w:r>
           </w:p>
         </w:tc>
@@ -3280,7 +3280,7 @@
           </w:tcPr>
           <w:p>
             <w:r>
-              <w:t>+$3,498²</w:t>
+              <w:t>+$3,248²</w:t>
             </w:r>
           </w:p>
         </w:tc>
@@ -4134,7 +4134,7 @@
           </w:tcPr>
           <w:p>
             <w:r>
-              <w:t>$28,199 (#1)</w:t>
+              <w:t>$27,919 (#1)</w:t>
             </w:r>
           </w:p>
         </w:tc>
@@ -4144,7 +4144,7 @@
           </w:tcPr>
           <w:p>
             <w:r>
-              <w:t>−$2,781</w:t>
+              <w:t>−$3,061</w:t>
             </w:r>
           </w:p>
         </w:tc>
@@ -4401,7 +4401,7 @@
           </w:tcPr>
           <w:p>
             <w:r>
-              <w:t>$24,998</w:t>
+              <w:t>$24,748</w:t>
             </w:r>
           </w:p>
         </w:tc>
@@ -4411,7 +4411,7 @@
           </w:tcPr>
           <w:p>
             <w:r>
-              <w:t>$28,498</w:t>
+              <w:t>$28,221</w:t>
             </w:r>
           </w:p>
         </w:tc>
@@ -4421,7 +4421,7 @@
           </w:tcPr>
           <w:p>
             <w:r>
-              <w:t>$555</w:t>
+              <w:t>$550</w:t>
             </w:r>
           </w:p>
         </w:tc>
@@ -4431,7 +4431,7 @@
           </w:tcPr>
           <w:p>
             <w:r>
-              <w:t>$458</w:t>
+              <w:t>$452</w:t>
             </w:r>
           </w:p>
         </w:tc>
@@ -4441,7 +4441,7 @@
           </w:tcPr>
           <w:p>
             <w:r>
-              <w:t>$4,798</w:t>
+              <w:t>$4,751</w:t>
             </w:r>
           </w:p>
         </w:tc>
@@ -5027,7 +5027,7 @@
           </w:tcPr>
           <w:p>
             <w:r>
-              <w:t>#13</w:t>
+              <w:t>#9</w:t>
             </w:r>
           </w:p>
         </w:tc>
@@ -5037,7 +5037,7 @@
           </w:tcPr>
           <w:p>
             <w:r>
-              <w:t>2022 2.5 S Premium Plus · Titus-Will</w:t>
+              <w:t>2023 2.5 S Carbon Edition · Puyallup Mazda</w:t>
             </w:r>
           </w:p>
         </w:tc>
@@ -5047,7 +5047,7 @@
           </w:tcPr>
           <w:p>
             <w:r>
-              <w:t>est. 10.20%</w:t>
+              <w:t>est. 10.80%</w:t>
             </w:r>
           </w:p>
         </w:tc>
@@ -5057,7 +5057,7 @@
           </w:tcPr>
           <w:p>
             <w:r>
-              <w:t>$27,389</w:t>
+              <w:t>$27,224</w:t>
             </w:r>
           </w:p>
         </w:tc>
@@ -5067,7 +5067,7 @@
           </w:tcPr>
           <w:p>
             <w:r>
-              <w:t>$30,983</w:t>
+              <w:t>$30,964</w:t>
             </w:r>
           </w:p>
         </w:tc>
@@ -5097,7 +5097,7 @@
           </w:tcPr>
           <w:p>
             <w:r>
-              <w:t>$5,216</w:t>
+              <w:t>$5,213</w:t>
             </w:r>
           </w:p>
         </w:tc>
@@ -5109,7 +5109,7 @@
           </w:tcPr>
           <w:p>
             <w:r>
-              <w:t>#9</w:t>
+              <w:t>#13</w:t>
             </w:r>
           </w:p>
         </w:tc>
@@ -5119,7 +5119,7 @@
           </w:tcPr>
           <w:p>
             <w:r>
-              <w:t>2023 2.5 S Carbon Edition · Puyallup Mazda</w:t>
+              <w:t>2022 2.5 S Premium Plus · Titus-Will</w:t>
             </w:r>
           </w:p>
         </w:tc>
@@ -5129,7 +5129,7 @@
           </w:tcPr>
           <w:p>
             <w:r>
-              <w:t>est. 10.80%</w:t>
+              <w:t>est. 10.20%</w:t>
             </w:r>
           </w:p>
         </w:tc>
@@ -5139,7 +5139,7 @@
           </w:tcPr>
           <w:p>
             <w:r>
-              <w:t>$27,499</w:t>
+              <w:t>$27,389</w:t>
             </w:r>
           </w:p>
         </w:tc>
@@ -5149,7 +5149,7 @@
           </w:tcPr>
           <w:p>
             <w:r>
-              <w:t>$31,269</w:t>
+              <w:t>$30,983</w:t>
             </w:r>
           </w:p>
         </w:tc>
@@ -5159,7 +5159,7 @@
           </w:tcPr>
           <w:p>
             <w:r>
-              <w:t>$609</w:t>
+              <w:t>$603</w:t>
             </w:r>
           </w:p>
         </w:tc>
@@ -5169,7 +5169,7 @@
           </w:tcPr>
           <w:p>
             <w:r>
-              <w:t>$512</w:t>
+              <w:t>$506</w:t>
             </w:r>
           </w:p>
         </w:tc>
@@ -5179,7 +5179,7 @@
           </w:tcPr>
           <w:p>
             <w:r>
-              <w:t>$5,264</w:t>
+              <w:t>$5,216</w:t>
             </w:r>
           </w:p>
         </w:tc>
@@ -5303,7 +5303,7 @@
           </w:tcPr>
           <w:p>
             <w:r>
-              <w:t>$27,999</w:t>
+              <w:t>$27,719</w:t>
             </w:r>
           </w:p>
         </w:tc>
@@ -5313,7 +5313,7 @@
           </w:tcPr>
           <w:p>
             <w:r>
-              <w:t>$31,823</w:t>
+              <w:t>$31,513</w:t>
             </w:r>
           </w:p>
         </w:tc>
@@ -5323,7 +5323,7 @@
           </w:tcPr>
           <w:p>
             <w:r>
-              <w:t>$620</w:t>
+              <w:t>$614</w:t>
             </w:r>
           </w:p>
         </w:tc>
@@ -5333,7 +5333,7 @@
           </w:tcPr>
           <w:p>
             <w:r>
-              <w:t>$522</w:t>
+              <w:t>$516</w:t>
             </w:r>
           </w:p>
         </w:tc>
@@ -5343,7 +5343,7 @@
           </w:tcPr>
           <w:p>
             <w:r>
-              <w:t>$5,358</w:t>
+              <w:t>$5,305</w:t>
             </w:r>
           </w:p>
         </w:tc>
@@ -5690,7 +5690,7 @@
           </w:tcPr>
           <w:p>
             <w:r>
-              <w:t>$27,999</w:t>
+              <w:t>$27,719</w:t>
             </w:r>
           </w:p>
         </w:tc>
@@ -5700,7 +5700,7 @@
           </w:tcPr>
           <w:p>
             <w:r>
-              <w:t>$31,823 (est)</w:t>
+              <w:t>$31,513 (est)</w:t>
             </w:r>
           </w:p>
         </w:tc>
@@ -5710,7 +5710,7 @@
           </w:tcPr>
           <w:p>
             <w:r>
-              <w:t>$620</w:t>
+              <w:t>$614</w:t>
             </w:r>
           </w:p>
         </w:tc>
@@ -5720,7 +5720,7 @@
           </w:tcPr>
           <w:p>
             <w:r>
-              <w:t>$522</w:t>
+              <w:t>$516</w:t>
             </w:r>
           </w:p>
         </w:tc>
@@ -5750,7 +5750,7 @@
           </w:tcPr>
           <w:p>
             <w:r>
-              <w:t>+$2,147</w:t>
+              <w:t>+$1,867</w:t>
             </w:r>
           </w:p>
         </w:tc>
@@ -5760,7 +5760,7 @@
           </w:tcPr>
           <w:p>
             <w:r>
-              <w:t>+$2,264</w:t>
+              <w:t>+$1,954</w:t>
             </w:r>
           </w:p>
         </w:tc>
@@ -5770,7 +5770,7 @@
           </w:tcPr>
           <w:p>
             <w:r>
-              <w:t>+$44/mo</w:t>
+              <w:t>+$38/mo</w:t>
             </w:r>
           </w:p>
         </w:tc>
@@ -5780,7 +5780,7 @@
           </w:tcPr>
           <w:p>
             <w:r>
-              <w:t>+$44/mo</w:t>
+              <w:t>+$38/mo</w:t>
             </w:r>
           </w:p>
         </w:tc>

--- a/cx5_report.docx
+++ b/cx5_report.docx
@@ -17,7 +17,7 @@
     </w:p>
     <w:p>
       <w:r>
-        <w:t>Published Aug 7, 2026 · refreshed Aug 14, 2026: 15 cars in play, 6 sold, 7 written quotes in hand. This document, the web page, the status board and the Excel workbook are generated together from one board file; listings change daily, so verify before contacting.</w:t>
+        <w:t>Published Aug 7, 2026 · refreshed Aug 14, 2026: 14 cars in play, 7 sold, 6 written quotes in hand. This document, the web page, the status board and the Excel workbook are generated together from one board file; listings change daily, so verify before contacting.</w:t>
       </w:r>
     </w:p>
     <w:p>
@@ -33,7 +33,7 @@
         <w:pStyle w:val="ListBullet"/>
       </w:pPr>
       <w:r>
-        <w:t>Update Aug 14: Puyallup Mazda: itemized worksheet received for the certified 2023 Carbon (#9); zero add-ons.</w:t>
+        <w:t>Update Aug 14: Search closed. The buyer purchased the 2023 CX-5 2.5 Turbo AWD (VIN JM3KFBAY3P0289626, 27,990 miles) from Puyallup Mazda on Aug 15 2026.</w:t>
       </w:r>
     </w:p>
     <w:p>
@@ -49,7 +49,7 @@
         <w:pStyle w:val="ListBullet"/>
       </w:pPr>
       <w:r>
-        <w:t>Cheapest solid vs. stretch: #4 2021 Carbon Edition Turbo at $29,559 OTD (est, $576/mo) vs. #1 2023 2.5 Turbo AWD at $31,513 (est, $614/mo).</w:t>
+        <w:t>Cheapest solid vs. stretch: #4 2021 Carbon Edition Turbo at $29,559 OTD (est, $576/mo) vs. #14 2023 2.5 S Premium at $32,029 (est, $624/mo).</w:t>
       </w:r>
     </w:p>
     <w:p>
@@ -66,6 +66,38 @@
       </w:pPr>
       <w:r>
         <w:t>What changed</w:t>
+      </w:r>
+    </w:p>
+    <w:p>
+      <w:pPr>
+        <w:pStyle w:val="ListBullet"/>
+      </w:pPr>
+      <w:r>
+        <w:t>Aug 15, 2026: Search closed. The buyer purchased the 2023 CX-5 2.5 Turbo AWD (VIN JM3KFBAY3P0289626, 27,990 miles) from Puyallup Mazda on Aug 15 2026.</w:t>
+      </w:r>
+    </w:p>
+    <w:p>
+      <w:pPr>
+        <w:pStyle w:val="ListBullet"/>
+      </w:pPr>
+      <w:r>
+        <w:t>Aug 15, 2026: The board is frozen as of that date. Prices, availability and history notes on the remaining cars reflect the last verification before close and are no longer being maintained.</w:t>
+      </w:r>
+    </w:p>
+    <w:p>
+      <w:pPr>
+        <w:pStyle w:val="ListBullet"/>
+      </w:pPr>
+      <w:r>
+        <w:t>Aug 15, 2026: Verified in person that day: the 2023 Turbo's original window sticker (full comfort package standard on the 25T trim) and a clean one-owner CARFAX.</w:t>
+      </w:r>
+    </w:p>
+    <w:p>
+      <w:pPr>
+        <w:pStyle w:val="ListBullet"/>
+      </w:pPr>
+      <w:r>
+        <w:t>Aug 15, 2026: Removed from consideration: Puyallup's red 2021, a Canadian-market car whose CARFAX records a Saskatchewan safety-inspection failure on 8/15/2025 with no repair record after it.</w:t>
       </w:r>
     </w:p>
     <w:p>
@@ -245,34 +277,6 @@
         <w:pStyle w:val="Heading2"/>
       </w:pPr>
       <w:r>
-        <w:t>#1 · Stretch pick · 2023 2.5 Turbo AWD — $27,919</w:t>
-      </w:r>
-    </w:p>
-    <w:p>
-      <w:r>
-        <w:t>27,990 mi · Puyallup Mazda · Puyallup, WA · Great $2,781 &lt; FPP · 1 owner · 0 accidents</w:t>
-      </w:r>
-    </w:p>
-    <w:p>
-      <w:r>
-        <w:t>$614/mo at $0 down on the estimated OTD of $31,513 (6.30% · 60 mo).</w:t>
-      </w:r>
-    </w:p>
-    <w:p>
-      <w:r>
-        <w:t>Biggest FPP gap in the entire dataset ($2,781 under), 1-owner, 89 days on lot → strongest negotiating leverage. Dealer's own site shows $27,999; still no written OTD as of Aug 14 (form lead + phone promise Aug 11).</w:t>
-      </w:r>
-    </w:p>
-    <w:p>
-      <w:r>
-        <w:t>https://www.cargurus.com/Cars/listing/448185375</w:t>
-      </w:r>
-    </w:p>
-    <w:p>
-      <w:pPr>
-        <w:pStyle w:val="Heading2"/>
-      </w:pPr>
-      <w:r>
         <w:t>#7 · Only in-Seattle CPO · 2022 2.5 S Carbon Edition — $27,512</w:t>
       </w:r>
     </w:p>
@@ -297,6 +301,30 @@
       </w:r>
     </w:p>
     <w:p>
+      <w:pPr>
+        <w:pStyle w:val="Heading2"/>
+      </w:pPr>
+      <w:r>
+        <w:t>#6 · By value · 2021 Carbon Ed Turbo AWD — $24,948</w:t>
+      </w:r>
+    </w:p>
+    <w:p>
+      <w:r>
+        <w:t>42,515 mi · Puyallup Mazda · Puyallup, WA · Great $1,939 below · 3 owners · 0 accidents</w:t>
+      </w:r>
+    </w:p>
+    <w:p>
+      <w:r>
+        <w:t>$550/mo at $0 down on the estimated OTD of $28,221 (6.30% · 60 mo).</w:t>
+      </w:r>
+    </w:p>
+    <w:p/>
+    <w:p>
+      <w:r>
+        <w:t>https://www.cargurus.com/Cars/listing/449972241</w:t>
+      </w:r>
+    </w:p>
+    <w:p>
       <w:r>
         <w:t>Runners-up, comfort-first: #12, the Mazda-CPO 2023 Preferred at Lee Johnson ($26,348, in the same written request as #7), and #13, the ventilated-seat 2022 Premium Plus in Olympia (revised written quote in hand); #4, the dealer-confirmed Carbon Turbo in Portland ($26,102, quote in preparation), is the Oregon fallback (email only).</w:t>
       </w:r>
@@ -306,7 +334,7 @@
         <w:pStyle w:val="Heading1"/>
       </w:pPr>
       <w:r>
-        <w:t>Shortlist and new candidates: 15 cars in play</w:t>
+        <w:t>Shortlist and new candidates: 14 cars in play</w:t>
       </w:r>
     </w:p>
     <w:p>
@@ -441,108 +469,6 @@
           </w:tcPr>
           <w:p>
             <w:r>
-              <w:t>#1</w:t>
-            </w:r>
-          </w:p>
-        </w:tc>
-        <w:tc>
-          <w:tcPr>
-            <w:tcW w:type="dxa" w:w="864"/>
-          </w:tcPr>
-          <w:p>
-            <w:r>
-              <w:t>2023</w:t>
-            </w:r>
-          </w:p>
-        </w:tc>
-        <w:tc>
-          <w:tcPr>
-            <w:tcW w:type="dxa" w:w="864"/>
-          </w:tcPr>
-          <w:p>
-            <w:r>
-              <w:t>2.5 Turbo AWD</w:t>
-            </w:r>
-          </w:p>
-        </w:tc>
-        <w:tc>
-          <w:tcPr>
-            <w:tcW w:type="dxa" w:w="864"/>
-          </w:tcPr>
-          <w:p>
-            <w:r>
-              <w:t>27,990</w:t>
-            </w:r>
-          </w:p>
-        </w:tc>
-        <w:tc>
-          <w:tcPr>
-            <w:tcW w:type="dxa" w:w="864"/>
-          </w:tcPr>
-          <w:p>
-            <w:r>
-              <w:t>$27,919</w:t>
-            </w:r>
-          </w:p>
-        </w:tc>
-        <w:tc>
-          <w:tcPr>
-            <w:tcW w:type="dxa" w:w="864"/>
-          </w:tcPr>
-          <w:p>
-            <w:r>
-              <w:t>Puyallup Mazda, Puyallup, WA</w:t>
-            </w:r>
-          </w:p>
-        </w:tc>
-        <w:tc>
-          <w:tcPr>
-            <w:tcW w:type="dxa" w:w="864"/>
-          </w:tcPr>
-          <w:p>
-            <w:r>
-              <w:t>Great $2,781 &lt; FPP</w:t>
-            </w:r>
-          </w:p>
-        </w:tc>
-        <w:tc>
-          <w:tcPr>
-            <w:tcW w:type="dxa" w:w="864"/>
-          </w:tcPr>
-          <w:p>
-            <w:r>
-              <w:t>1-own / 0</w:t>
-            </w:r>
-          </w:p>
-        </w:tc>
-        <w:tc>
-          <w:tcPr>
-            <w:tcW w:type="dxa" w:w="864"/>
-          </w:tcPr>
-          <w:p>
-            <w:r>
-              <w:t>89 d</w:t>
-            </w:r>
-          </w:p>
-        </w:tc>
-        <w:tc>
-          <w:tcPr>
-            <w:tcW w:type="dxa" w:w="864"/>
-          </w:tcPr>
-          <w:p>
-            <w:r>
-              <w:t>Seen and driven Sat Aug 15. The original window sticker confirms the full comfort package including ventilated front seats, and the CARFAX shows one owner, a personal lease and no accidents.</w:t>
-            </w:r>
-          </w:p>
-        </w:tc>
-      </w:tr>
-      <w:tr>
-        <w:tc>
-          <w:tcPr>
-            <w:tcW w:type="dxa" w:w="864"/>
-          </w:tcPr>
-          <w:p>
-            <w:r>
               <w:t>#4</w:t>
             </w:r>
           </w:p>
@@ -1968,7 +1894,7 @@
     <w:p/>
     <w:p>
       <w:r>
-        <w:t>Removed as sold: #2 Acura of Seattle 2022 2.5 Turbo AWD (Aug 11), #3 BMW Seattle 2021 Grand Touring Reserve (2.5T) (Aug 11), #8 Royal Moore Mazda 2023 2.5 S Preferred (Aug 13), #11 CarMax Sacramento 2022 Carbon Edition (Aug 11), #16 Doug's Lynnwood Mazda 2021 Grand Touring AWD (Aug 11), #18 Auto Connections of Bellevue 2023 2.5 S Preferred (Aug 11).</w:t>
+        <w:t>Removed as sold: #1 Puyallup Mazda 2023 2.5 Turbo AWD (Aug 15), #2 Acura of Seattle 2022 2.5 Turbo AWD (Aug 11), #3 BMW Seattle 2021 Grand Touring Reserve (2.5T) (Aug 11), #8 Royal Moore Mazda 2023 2.5 S Preferred (Aug 13), #11 CarMax Sacramento 2022 Carbon Edition (Aug 11), #16 Doug's Lynnwood Mazda 2021 Grand Touring AWD (Aug 11), #18 Auto Connections of Bellevue 2023 2.5 S Preferred (Aug 11).</w:t>
       </w:r>
     </w:p>
     <w:p>
@@ -4134,7 +4060,7 @@
           </w:tcPr>
           <w:p>
             <w:r>
-              <w:t>$27,919 (#1)</w:t>
+              <w:t>$28,998 (CarGurus)</w:t>
             </w:r>
           </w:p>
         </w:tc>
@@ -4144,7 +4070,7 @@
           </w:tcPr>
           <w:p>
             <w:r>
-              <w:t>−$3,061</w:t>
+              <w:t>−$1,982</w:t>
             </w:r>
           </w:p>
         </w:tc>
@@ -4154,7 +4080,7 @@
           </w:tcPr>
           <w:p>
             <w:r>
-              <w:t>2</w:t>
+              <w:t>1</w:t>
             </w:r>
           </w:p>
         </w:tc>
@@ -5273,88 +5199,6 @@
           </w:tcPr>
           <w:p>
             <w:r>
-              <w:t>#1</w:t>
-            </w:r>
-          </w:p>
-        </w:tc>
-        <w:tc>
-          <w:tcPr>
-            <w:tcW w:type="dxa" w:w="1080"/>
-          </w:tcPr>
-          <w:p>
-            <w:r>
-              <w:t>2023 2.5 Turbo AWD · Puyallup Mazda</w:t>
-            </w:r>
-          </w:p>
-        </w:tc>
-        <w:tc>
-          <w:tcPr>
-            <w:tcW w:type="dxa" w:w="1080"/>
-          </w:tcPr>
-          <w:p>
-            <w:r>
-              <w:t>est. 10.80%</w:t>
-            </w:r>
-          </w:p>
-        </w:tc>
-        <w:tc>
-          <w:tcPr>
-            <w:tcW w:type="dxa" w:w="1080"/>
-          </w:tcPr>
-          <w:p>
-            <w:r>
-              <w:t>$27,719</w:t>
-            </w:r>
-          </w:p>
-        </w:tc>
-        <w:tc>
-          <w:tcPr>
-            <w:tcW w:type="dxa" w:w="1080"/>
-          </w:tcPr>
-          <w:p>
-            <w:r>
-              <w:t>$31,513</w:t>
-            </w:r>
-          </w:p>
-        </w:tc>
-        <w:tc>
-          <w:tcPr>
-            <w:tcW w:type="dxa" w:w="1080"/>
-          </w:tcPr>
-          <w:p>
-            <w:r>
-              <w:t>$614</w:t>
-            </w:r>
-          </w:p>
-        </w:tc>
-        <w:tc>
-          <w:tcPr>
-            <w:tcW w:type="dxa" w:w="1080"/>
-          </w:tcPr>
-          <w:p>
-            <w:r>
-              <w:t>$516</w:t>
-            </w:r>
-          </w:p>
-        </w:tc>
-        <w:tc>
-          <w:tcPr>
-            <w:tcW w:type="dxa" w:w="1080"/>
-          </w:tcPr>
-          <w:p>
-            <w:r>
-              <w:t>$5,305</w:t>
-            </w:r>
-          </w:p>
-        </w:tc>
-      </w:tr>
-      <w:tr>
-        <w:tc>
-          <w:tcPr>
-            <w:tcW w:type="dxa" w:w="1080"/>
-          </w:tcPr>
-          <w:p>
-            <w:r>
               <w:t>#15</w:t>
             </w:r>
           </w:p>
@@ -5680,7 +5524,7 @@
           </w:tcPr>
           <w:p>
             <w:r>
-              <w:t>#1 2023 2.5 Turbo AWD · Puyallup Mazda</w:t>
+              <w:t>#14 2023 2.5 S Premium · Rodland Toyota</w:t>
             </w:r>
           </w:p>
         </w:tc>
@@ -5690,7 +5534,7 @@
           </w:tcPr>
           <w:p>
             <w:r>
-              <w:t>$27,719</w:t>
+              <w:t>$28,287</w:t>
             </w:r>
           </w:p>
         </w:tc>
@@ -5700,7 +5544,7 @@
           </w:tcPr>
           <w:p>
             <w:r>
-              <w:t>$31,513 (est)</w:t>
+              <w:t>$32,029 (est)</w:t>
             </w:r>
           </w:p>
         </w:tc>
@@ -5710,7 +5554,7 @@
           </w:tcPr>
           <w:p>
             <w:r>
-              <w:t>$614</w:t>
+              <w:t>$624</w:t>
             </w:r>
           </w:p>
         </w:tc>
@@ -5720,7 +5564,7 @@
           </w:tcPr>
           <w:p>
             <w:r>
-              <w:t>$516</w:t>
+              <w:t>$526</w:t>
             </w:r>
           </w:p>
         </w:tc>
@@ -5750,7 +5594,7 @@
           </w:tcPr>
           <w:p>
             <w:r>
-              <w:t>+$1,867</w:t>
+              <w:t>+$2,435</w:t>
             </w:r>
           </w:p>
         </w:tc>
@@ -5760,7 +5604,7 @@
           </w:tcPr>
           <w:p>
             <w:r>
-              <w:t>+$1,954</w:t>
+              <w:t>+$2,470</w:t>
             </w:r>
           </w:p>
         </w:tc>
@@ -5770,7 +5614,7 @@
           </w:tcPr>
           <w:p>
             <w:r>
-              <w:t>+$38/mo</w:t>
+              <w:t>+$48/mo</w:t>
             </w:r>
           </w:p>
         </w:tc>
@@ -5780,7 +5624,7 @@
           </w:tcPr>
           <w:p>
             <w:r>
-              <w:t>+$38/mo</w:t>
+              <w:t>+$48/mo</w:t>
             </w:r>
           </w:p>
         </w:tc>
@@ -6035,6 +5879,58 @@
           <w:p>
             <w:r>
               <w:t>Sold</w:t>
+            </w:r>
+          </w:p>
+        </w:tc>
+      </w:tr>
+      <w:tr>
+        <w:tc>
+          <w:tcPr>
+            <w:tcW w:type="dxa" w:w="1728"/>
+          </w:tcPr>
+          <w:p>
+            <w:r>
+              <w:t>#1</w:t>
+            </w:r>
+          </w:p>
+        </w:tc>
+        <w:tc>
+          <w:tcPr>
+            <w:tcW w:type="dxa" w:w="1728"/>
+          </w:tcPr>
+          <w:p>
+            <w:r>
+              <w:t>2023 2.5 Turbo AWD</w:t>
+            </w:r>
+          </w:p>
+        </w:tc>
+        <w:tc>
+          <w:tcPr>
+            <w:tcW w:type="dxa" w:w="1728"/>
+          </w:tcPr>
+          <w:p>
+            <w:r>
+              <w:t>Puyallup Mazda</w:t>
+            </w:r>
+          </w:p>
+        </w:tc>
+        <w:tc>
+          <w:tcPr>
+            <w:tcW w:type="dxa" w:w="1728"/>
+          </w:tcPr>
+          <w:p>
+            <w:r>
+              <w:t>$27,919</w:t>
+            </w:r>
+          </w:p>
+        </w:tc>
+        <w:tc>
+          <w:tcPr>
+            <w:tcW w:type="dxa" w:w="1728"/>
+          </w:tcPr>
+          <w:p>
+            <w:r>
+              <w:t>purchased by the buyer this report was built for</w:t>
             </w:r>
           </w:p>
         </w:tc>
